--- a/courts/third-circuit/pennsylvania/federal/bankruptcy-western-district/motion-brief/usage/OUTPUT-motion-brief.docx
+++ b/courts/third-circuit/pennsylvania/federal/bankruptcy-western-district/motion-brief/usage/OUTPUT-motion-brief.docx
@@ -4,8 +4,9 @@
   <w:body>
     <w:p>
       <w:pPr>
-        <w:pStyle w:val="Centered"/>
-        <w:spacing w:before="0" w:after="390" w:line="299" w:lineRule="exact"/>
+        <w:spacing w:before="0" w:after="0" w:line="276" w:lineRule="exact"/>
+        <w:ind w:left="0" w:firstLine="0"/>
+        <w:jc w:val="center"/>
       </w:pPr>
       <w:r>
         <w:rPr>
@@ -14,9 +15,13 @@
         </w:rPr>
         <w:t xml:space="preserve">IN THE UNITED STATES BANKRUPTCY COURT</w:t>
       </w:r>
-      <w:r>
-        <w:br/>
-      </w:r>
+    </w:p>
+    <w:p>
+      <w:pPr>
+        <w:spacing w:before="0" w:after="0" w:line="276" w:lineRule="exact"/>
+        <w:ind w:left="0" w:firstLine="0"/>
+        <w:jc w:val="center"/>
+      </w:pPr>
       <w:r>
         <w:rPr>
           <w:b/>
@@ -24,10 +29,16 @@
         </w:rPr>
         <w:t xml:space="preserve">FOR THE WESTERN DISTRICT OF PENNSYLVANIA</w:t>
       </w:r>
+    </w:p>
+    <w:p>
+      <w:pPr>
+        <w:spacing w:before="0" w:after="0" w:line="360" w:lineRule="exact"/>
+      </w:pPr>
     </w:p>
     <w:tbl>
       <w:tblPr>
         <w:tblW w:w="9360" w:type="dxa"/>
+        <w:tblInd w:w="0" w:type="dxa"/>
         <w:tblBorders>
           <w:top w:val="nil"/>
           <w:left w:val="nil"/>
@@ -38,10 +49,12 @@
         </w:tblBorders>
         <w:tblLayout w:type="fixed"/>
         <w:tblCellMar>
+          <w:top w:w="0" w:type="dxa"/>
           <w:left w:w="0" w:type="dxa"/>
+          <w:bottom w:w="0" w:type="dxa"/>
           <w:right w:w="0" w:type="dxa"/>
         </w:tblCellMar>
-        <w:tblLook w:val="0000" w:firstRow="0" w:lastRow="0" w:firstColumn="0" w:lastColumn="0" w:noHBand="1" w:noVBand="1"/>
+        <w:tblLook w:val="0000" w:firstRow="0" w:lastRow="0" w:firstColumn="0" w:lastColumn="0" w:noHBand="0" w:noVBand="0"/>
       </w:tblPr>
       <w:tblGrid>
         <w:gridCol w:w="4896"/>
@@ -60,15 +73,14 @@
               <w:right w:val="single" w:sz="6" w:space="0" w:color="000000"/>
             </w:tcBorders>
             <w:tcMar>
-              <w:top w:w="120" w:type="dxa"/>
-              <w:bottom w:w="0" w:type="dxa"/>
               <w:right w:w="200" w:type="dxa"/>
             </w:tcMar>
           </w:tcPr>
           <w:p>
             <w:pPr>
-              <w:pStyle w:val="Single"/>
-              <w:spacing w:before="0" w:after="0" w:line="299" w:lineRule="exact"/>
+              <w:spacing w:before="120" w:after="0" w:line="276" w:lineRule="exact"/>
+              <w:ind w:left="0" w:firstLine="0"/>
+              <w:jc w:val="left"/>
             </w:pPr>
             <w:r>
               <w:t xml:space="preserve">In re:</w:t>
@@ -76,18 +88,43 @@
           </w:p>
           <w:p>
             <w:pPr>
-              <w:pStyle w:val="Single"/>
-              <w:spacing w:before="0" w:after="0" w:line="299" w:lineRule="exact"/>
+              <w:spacing w:before="276" w:after="0" w:line="276" w:lineRule="exact"/>
+              <w:ind w:left="0" w:firstLine="0"/>
+              <w:jc w:val="left"/>
             </w:pPr>
             <w:r>
-              <w:t xml:space="preserve">5171 CAMPBELLS LAND CO., INC.,</w:t>
+              <w:t xml:space="preserve">5171</w:t>
+            </w:r>
+            <w:r>
+              <w:t xml:space="preserve"> </w:t>
+            </w:r>
+            <w:r>
+              <w:t xml:space="preserve">CAMPBELLS</w:t>
+            </w:r>
+            <w:r>
+              <w:t xml:space="preserve"> </w:t>
+            </w:r>
+            <w:r>
+              <w:t xml:space="preserve">LAND</w:t>
+            </w:r>
+            <w:r>
+              <w:t xml:space="preserve"> </w:t>
+            </w:r>
+            <w:r>
+              <w:t xml:space="preserve">CO.,</w:t>
+            </w:r>
+            <w:r>
+              <w:t xml:space="preserve"> </w:t>
+            </w:r>
+            <w:r>
+              <w:t xml:space="preserve">INC.,</w:t>
             </w:r>
           </w:p>
           <w:p>
             <w:pPr>
-              <w:pStyle w:val="Single"/>
-              <w:spacing w:before="0" w:after="0" w:line="299" w:lineRule="exact"/>
-              <w:ind w:left="2160" w:firstLine="0"/>
+              <w:spacing w:before="276" w:after="0" w:line="276" w:lineRule="exact"/>
+              <w:ind w:left="720" w:firstLine="0"/>
+              <w:jc w:val="left"/>
             </w:pPr>
             <w:r>
               <w:t xml:space="preserve">Debtor.</w:t>
@@ -97,38 +134,37 @@
         <w:tc>
           <w:tcPr>
             <w:tcW w:w="360" w:type="dxa"/>
-            <w:tcMar>
-              <w:top w:w="0" w:type="dxa"/>
-              <w:bottom w:w="0" w:type="dxa"/>
-              <w:right w:w="0" w:type="dxa"/>
-            </w:tcMar>
           </w:tcPr>
           <w:p>
             <w:pPr>
-              <w:pStyle w:val="Single"/>
+              <w:spacing w:before="0" w:after="0" w:line="276" w:lineRule="exact"/>
+              <w:ind w:left="0" w:firstLine="0"/>
+              <w:jc w:val="left"/>
             </w:pPr>
           </w:p>
         </w:tc>
         <w:tc>
           <w:tcPr>
             <w:tcW w:w="4104" w:type="dxa"/>
-            <w:tcMar>
-              <w:top w:w="120" w:type="dxa"/>
-              <w:bottom w:w="0" w:type="dxa"/>
-              <w:right w:w="0" w:type="dxa"/>
-            </w:tcMar>
           </w:tcPr>
           <w:p>
             <w:pPr>
-              <w:pStyle w:val="Single"/>
-              <w:spacing w:before="0" w:after="0" w:line="299" w:lineRule="exact"/>
+              <w:spacing w:before="120" w:after="0" w:line="276" w:lineRule="exact"/>
+              <w:ind w:left="0" w:firstLine="0"/>
+              <w:jc w:val="left"/>
             </w:pPr>
             <w:r>
-              <w:t xml:space="preserve">Case No. 19-22715-CMB</w:t>
-            </w:r>
-            <w:r>
-              <w:br/>
-            </w:r>
+              <w:t xml:space="preserve">Case No. 19</w:t>
+              <w:noBreakHyphen/>
+              <w:t xml:space="preserve">22715-CMB</w:t>
+            </w:r>
+          </w:p>
+          <w:p>
+            <w:pPr>
+              <w:spacing w:before="0" w:after="0" w:line="276" w:lineRule="exact"/>
+              <w:ind w:left="0" w:firstLine="0"/>
+              <w:jc w:val="left"/>
+            </w:pPr>
             <w:r>
               <w:t xml:space="preserve">Chapter 11</w:t>
             </w:r>
@@ -147,43 +183,116 @@
               <w:right w:val="single" w:sz="6" w:space="0" w:color="000000"/>
             </w:tcBorders>
             <w:tcMar>
-              <w:top w:w="260" w:type="dxa"/>
-              <w:bottom w:w="120" w:type="dxa"/>
               <w:right w:w="200" w:type="dxa"/>
             </w:tcMar>
           </w:tcPr>
           <w:p>
             <w:pPr>
-              <w:pStyle w:val="Single"/>
-              <w:spacing w:before="0" w:after="0" w:line="299" w:lineRule="exact"/>
+              <w:spacing w:before="276" w:after="0" w:line="276" w:lineRule="exact"/>
+              <w:ind w:left="0" w:firstLine="0"/>
+              <w:jc w:val="left"/>
             </w:pPr>
             <w:r>
-              <w:t xml:space="preserve">ROBERT S. BERNSTEIN, as Plan</w:t>
+              <w:t xml:space="preserve">ROBERT</w:t>
+            </w:r>
+            <w:r>
+              <w:t xml:space="preserve"> </w:t>
+            </w:r>
+            <w:r>
+              <w:t xml:space="preserve">S.</w:t>
+            </w:r>
+            <w:r>
+              <w:t xml:space="preserve"> </w:t>
+            </w:r>
+            <w:r>
+              <w:t xml:space="preserve">BERNSTEIN,</w:t>
+            </w:r>
+            <w:r>
+              <w:t xml:space="preserve"> </w:t>
+            </w:r>
+            <w:r>
+              <w:t xml:space="preserve">as</w:t>
+            </w:r>
+            <w:r>
+              <w:t xml:space="preserve"> </w:t>
+            </w:r>
+            <w:r>
+              <w:t xml:space="preserve">Plan</w:t>
             </w:r>
           </w:p>
           <w:p>
             <w:pPr>
-              <w:pStyle w:val="Single"/>
-              <w:spacing w:before="0" w:after="0" w:line="299" w:lineRule="exact"/>
+              <w:spacing w:before="0" w:after="0" w:line="276" w:lineRule="exact"/>
+              <w:ind w:left="0" w:firstLine="0"/>
+              <w:jc w:val="left"/>
             </w:pPr>
             <w:r>
-              <w:t xml:space="preserve">Administrator for the Creditors Trust under</w:t>
+              <w:t xml:space="preserve">Administrator</w:t>
+            </w:r>
+            <w:r>
+              <w:t xml:space="preserve"> </w:t>
+            </w:r>
+            <w:r>
+              <w:t xml:space="preserve">for</w:t>
+            </w:r>
+            <w:r>
+              <w:t xml:space="preserve"> </w:t>
+            </w:r>
+            <w:r>
+              <w:t xml:space="preserve">the</w:t>
+            </w:r>
+            <w:r>
+              <w:t xml:space="preserve"> </w:t>
+            </w:r>
+            <w:r>
+              <w:t xml:space="preserve">Creditors</w:t>
+            </w:r>
+            <w:r>
+              <w:t xml:space="preserve"> </w:t>
+            </w:r>
+            <w:r>
+              <w:t xml:space="preserve">Trust</w:t>
+            </w:r>
+            <w:r>
+              <w:t xml:space="preserve"> </w:t>
+            </w:r>
+            <w:r>
+              <w:t xml:space="preserve">under</w:t>
             </w:r>
           </w:p>
           <w:p>
             <w:pPr>
-              <w:pStyle w:val="Single"/>
-              <w:spacing w:before="0" w:after="0" w:line="299" w:lineRule="exact"/>
+              <w:spacing w:before="0" w:after="0" w:line="276" w:lineRule="exact"/>
+              <w:ind w:left="0" w:firstLine="0"/>
+              <w:jc w:val="left"/>
             </w:pPr>
             <w:r>
-              <w:t xml:space="preserve">the Debtor’s confirmed Plan,</w:t>
+              <w:t xml:space="preserve">the</w:t>
+            </w:r>
+            <w:r>
+              <w:t xml:space="preserve"> </w:t>
+            </w:r>
+            <w:r>
+              <w:t xml:space="preserve">Debtor’s</w:t>
+            </w:r>
+            <w:r>
+              <w:t xml:space="preserve"> </w:t>
+            </w:r>
+            <w:r>
+              <w:t xml:space="preserve">confirmed</w:t>
+            </w:r>
+            <w:r>
+              <w:t xml:space="preserve"> </w:t>
+            </w:r>
+            <w:r>
+              <w:t xml:space="preserve">Plan,</w:t>
             </w:r>
           </w:p>
           <w:p>
             <w:pPr>
-              <w:pStyle w:val="Single"/>
-              <w:spacing w:before="0" w:after="0" w:line="299" w:lineRule="exact"/>
-              <w:ind w:left="2160" w:firstLine="0"/>
+              <w:spacing w:before="276" w:after="0" w:line="276" w:lineRule="exact"/>
+              <w:ind w:left="720" w:firstLine="0"/>
+              <w:jc w:val="left"/>
             </w:pPr>
             <w:r>
               <w:t xml:space="preserve">Plaintiff,</w:t>
@@ -191,45 +300,133 @@
           </w:p>
           <w:p>
             <w:pPr>
-              <w:pStyle w:val="Single"/>
-              <w:spacing w:before="130" w:after="0" w:line="299" w:lineRule="exact"/>
+              <w:spacing w:before="276" w:after="0" w:line="276" w:lineRule="exact"/>
+              <w:ind w:left="0" w:firstLine="0"/>
+              <w:jc w:val="left"/>
             </w:pPr>
             <w:r>
-              <w:t xml:space="preserve">MEYER, UNKOVIC &amp; SCOTT LLP,</w:t>
+              <w:t xml:space="preserve">MEYER,</w:t>
+            </w:r>
+            <w:r>
+              <w:t xml:space="preserve"> </w:t>
+            </w:r>
+            <w:r>
+              <w:t xml:space="preserve">UNKOVIC</w:t>
+            </w:r>
+            <w:r>
+              <w:t xml:space="preserve"> </w:t>
+            </w:r>
+            <w:r>
+              <w:t xml:space="preserve">&amp;</w:t>
+            </w:r>
+            <w:r>
+              <w:t xml:space="preserve"> </w:t>
+            </w:r>
+            <w:r>
+              <w:t xml:space="preserve">SCOTT</w:t>
+            </w:r>
+            <w:r>
+              <w:t xml:space="preserve"> </w:t>
+            </w:r>
+            <w:r>
+              <w:t xml:space="preserve">LLP,</w:t>
             </w:r>
           </w:p>
           <w:p>
             <w:pPr>
-              <w:pStyle w:val="Single"/>
-              <w:spacing w:before="0" w:after="0" w:line="299" w:lineRule="exact"/>
+              <w:spacing w:before="0" w:after="0" w:line="276" w:lineRule="exact"/>
+              <w:ind w:left="0" w:firstLine="0"/>
+              <w:jc w:val="left"/>
             </w:pPr>
             <w:r>
-              <w:t xml:space="preserve">a Pennsylvania Limited Liability General</w:t>
+              <w:t xml:space="preserve">a</w:t>
+            </w:r>
+            <w:r>
+              <w:t xml:space="preserve"> </w:t>
+            </w:r>
+            <w:r>
+              <w:t xml:space="preserve">Pennsylvania</w:t>
+            </w:r>
+            <w:r>
+              <w:t xml:space="preserve"> </w:t>
+            </w:r>
+            <w:r>
+              <w:t xml:space="preserve">Limited</w:t>
+            </w:r>
+            <w:r>
+              <w:t xml:space="preserve"> </w:t>
+            </w:r>
+            <w:r>
+              <w:t xml:space="preserve">Liability</w:t>
+            </w:r>
+            <w:r>
+              <w:t xml:space="preserve"> </w:t>
+            </w:r>
+            <w:r>
+              <w:t xml:space="preserve">General</w:t>
             </w:r>
           </w:p>
           <w:p>
             <w:pPr>
-              <w:pStyle w:val="Single"/>
-              <w:spacing w:before="0" w:after="0" w:line="299" w:lineRule="exact"/>
+              <w:spacing w:before="0" w:after="0" w:line="276" w:lineRule="exact"/>
+              <w:ind w:left="0" w:firstLine="0"/>
+              <w:jc w:val="left"/>
             </w:pPr>
             <w:r>
-              <w:t xml:space="preserve">Partnership, and ROBERT E. DAUER, JR.,</w:t>
+              <w:t xml:space="preserve">Partnership,</w:t>
+            </w:r>
+            <w:r>
+              <w:t xml:space="preserve"> </w:t>
+            </w:r>
+            <w:r>
+              <w:t xml:space="preserve">and</w:t>
+            </w:r>
+            <w:r>
+              <w:t xml:space="preserve"> </w:t>
+            </w:r>
+            <w:r>
+              <w:t xml:space="preserve">ROBERT</w:t>
+            </w:r>
+            <w:r>
+              <w:t xml:space="preserve"> </w:t>
+            </w:r>
+            <w:r>
+              <w:t xml:space="preserve">E.</w:t>
+            </w:r>
+            <w:r>
+              <w:t xml:space="preserve"> </w:t>
+            </w:r>
+            <w:r>
+              <w:t xml:space="preserve">DAUER,</w:t>
+            </w:r>
+            <w:r>
+              <w:t xml:space="preserve"> </w:t>
+            </w:r>
+            <w:r>
+              <w:t xml:space="preserve">JR.,</w:t>
             </w:r>
           </w:p>
           <w:p>
             <w:pPr>
-              <w:pStyle w:val="Single"/>
-              <w:spacing w:before="0" w:after="0" w:line="299" w:lineRule="exact"/>
+              <w:spacing w:before="0" w:after="0" w:line="276" w:lineRule="exact"/>
+              <w:ind w:left="0" w:firstLine="0"/>
+              <w:jc w:val="left"/>
             </w:pPr>
             <w:r>
-              <w:t xml:space="preserve">an individual,</w:t>
+              <w:t xml:space="preserve">an</w:t>
+            </w:r>
+            <w:r>
+              <w:t xml:space="preserve"> </w:t>
+            </w:r>
+            <w:r>
+              <w:t xml:space="preserve">individual,</w:t>
             </w:r>
           </w:p>
           <w:p>
             <w:pPr>
-              <w:pStyle w:val="Single"/>
-              <w:spacing w:before="0" w:after="0" w:line="299" w:lineRule="exact"/>
-              <w:ind w:left="2160" w:firstLine="0"/>
+              <w:spacing w:before="276" w:after="120" w:line="276" w:lineRule="exact"/>
+              <w:ind w:left="720" w:firstLine="0"/>
+              <w:jc w:val="left"/>
             </w:pPr>
             <w:r>
               <w:t xml:space="preserve">Defendants.</w:t>
@@ -239,34 +436,29 @@
         <w:tc>
           <w:tcPr>
             <w:tcW w:w="360" w:type="dxa"/>
-            <w:tcMar>
-              <w:top w:w="0" w:type="dxa"/>
-              <w:bottom w:w="0" w:type="dxa"/>
-              <w:right w:w="0" w:type="dxa"/>
-            </w:tcMar>
           </w:tcPr>
           <w:p>
             <w:pPr>
-              <w:pStyle w:val="Single"/>
+              <w:spacing w:before="0" w:after="0" w:line="276" w:lineRule="exact"/>
+              <w:ind w:left="0" w:firstLine="0"/>
+              <w:jc w:val="left"/>
             </w:pPr>
           </w:p>
         </w:tc>
         <w:tc>
           <w:tcPr>
             <w:tcW w:w="4104" w:type="dxa"/>
-            <w:tcMar>
-              <w:top w:w="390" w:type="dxa"/>
-              <w:bottom w:w="0" w:type="dxa"/>
-              <w:right w:w="0" w:type="dxa"/>
-            </w:tcMar>
           </w:tcPr>
           <w:p>
             <w:pPr>
-              <w:pStyle w:val="Single"/>
-              <w:spacing w:before="0" w:after="0" w:line="299" w:lineRule="exact"/>
+              <w:spacing w:before="276" w:after="0" w:line="276" w:lineRule="exact"/>
+              <w:ind w:left="0" w:firstLine="0"/>
+              <w:jc w:val="left"/>
             </w:pPr>
             <w:r>
-              <w:t xml:space="preserve">Adv. Proc. No. 21-02063</w:t>
+              <w:t xml:space="preserve">Adv. Proc. No. 21</w:t>
+              <w:noBreakHyphen/>
+              <w:t xml:space="preserve">02063</w:t>
             </w:r>
           </w:p>
         </w:tc>
@@ -274,23 +466,113 @@
     </w:tbl>
     <w:p>
       <w:pPr>
-        <w:pStyle w:val="Centered"/>
-        <w:spacing w:before="390" w:after="260" w:line="299" w:lineRule="exact"/>
-      </w:pPr>
-      <w:r>
-        <w:rPr>
-          <w:b/>
-          <w:bCs/>
-        </w:rPr>
-        <w:t xml:space="preserve">BRIEF IN SUPPORT OF MOTION TO DISMISS</w:t>
-      </w:r>
-    </w:p>
-    <w:p>
-      <w:pPr>
-        <w:pStyle w:val="FirstParagraph"/>
-      </w:pPr>
-      <w:r>
-        <w:t xml:space="preserve">Defendants, Meyer, Unkovic &amp; Scott LLP and Robert E. Dauer Jr. (collectively</w:t>
+        <w:spacing w:before="360" w:after="0" w:line="276" w:lineRule="exact"/>
+        <w:ind w:left="0" w:firstLine="0"/>
+        <w:jc w:val="center"/>
+      </w:pPr>
+      <w:r>
+        <w:rPr>
+          <w:b/>
+          <w:bCs/>
+        </w:rPr>
+        <w:t xml:space="preserve">BRIEF</w:t>
+      </w:r>
+      <w:r>
+        <w:rPr>
+          <w:b/>
+          <w:bCs/>
+        </w:rPr>
+        <w:t xml:space="preserve"> </w:t>
+      </w:r>
+      <w:r>
+        <w:rPr>
+          <w:b/>
+          <w:bCs/>
+        </w:rPr>
+        <w:t xml:space="preserve">IN</w:t>
+      </w:r>
+      <w:r>
+        <w:rPr>
+          <w:b/>
+          <w:bCs/>
+        </w:rPr>
+        <w:t xml:space="preserve"> </w:t>
+      </w:r>
+      <w:r>
+        <w:rPr>
+          <w:b/>
+          <w:bCs/>
+        </w:rPr>
+        <w:t xml:space="preserve">SUPPORT</w:t>
+      </w:r>
+      <w:r>
+        <w:rPr>
+          <w:b/>
+          <w:bCs/>
+        </w:rPr>
+        <w:t xml:space="preserve"> </w:t>
+      </w:r>
+      <w:r>
+        <w:rPr>
+          <w:b/>
+          <w:bCs/>
+        </w:rPr>
+        <w:t xml:space="preserve">OF</w:t>
+      </w:r>
+      <w:r>
+        <w:rPr>
+          <w:b/>
+          <w:bCs/>
+        </w:rPr>
+        <w:t xml:space="preserve"> </w:t>
+      </w:r>
+      <w:r>
+        <w:rPr>
+          <w:b/>
+          <w:bCs/>
+        </w:rPr>
+        <w:t xml:space="preserve">MOTION</w:t>
+      </w:r>
+      <w:r>
+        <w:rPr>
+          <w:b/>
+          <w:bCs/>
+        </w:rPr>
+        <w:t xml:space="preserve"> </w:t>
+      </w:r>
+      <w:r>
+        <w:rPr>
+          <w:b/>
+          <w:bCs/>
+        </w:rPr>
+        <w:t xml:space="preserve">TO</w:t>
+      </w:r>
+      <w:r>
+        <w:rPr>
+          <w:b/>
+          <w:bCs/>
+        </w:rPr>
+        <w:t xml:space="preserve"> </w:t>
+      </w:r>
+      <w:r>
+        <w:rPr>
+          <w:b/>
+          <w:bCs/>
+        </w:rPr>
+        <w:t xml:space="preserve">DISMISS</w:t>
+      </w:r>
+    </w:p>
+    <w:p>
+      <w:pPr>
+        <w:spacing w:before="0" w:after="0" w:line="240" w:lineRule="exact"/>
+      </w:pPr>
+    </w:p>
+    <w:p>
+      <w:pPr>
+        <w:pStyle w:val="BodyText"/>
+      </w:pPr>
+      <w:r>
+        <w:t xml:space="preserve">Defendants, Meyer, Unkovic &amp; Scott LLP and Robert E. Dauer Jr. (collectively</w:t>
       </w:r>
       <w:r>
         <w:t xml:space="preserve"> </w:t>
@@ -299,21 +581,42 @@
         <w:t xml:space="preserve">“Law Firm”</w:t>
       </w:r>
       <w:r>
-        <w:t xml:space="preserve">), by and through their attorneys, Bethann R. Lloyd, Holly M. Whalen and Katherine P. Berquist of DiBella Weinheimer, move to dismiss this case with prejudice pursuant to Rule 12(b)(6) of the Federal Rules of Civil Procedure, as incorporated by Federal Bankruptcy Rule 7012. In support of said Motion, the Law Firm states as follows:</w:t>
-      </w:r>
-    </w:p>
-    <w:bookmarkStart w:id="20" w:name="i.-overview"/>
-    <w:p>
-      <w:pPr>
-        <w:pStyle w:val="Heading2"/>
-      </w:pPr>
-      <w:r>
-        <w:t xml:space="preserve">I. OVERVIEW</w:t>
-      </w:r>
-    </w:p>
-    <w:p>
-      <w:pPr>
-        <w:pStyle w:val="FirstParagraph"/>
+        <w:t xml:space="preserve">), by and through their attorneys, Bethann R. Lloyd, Holly M. Whalen and Katherine P. Berquist of DiBella Weinheimer, move to dismiss this case with prejudice pursuant to Rule 12(b)⁠(6) of the Federal Rules of Civil Procedure, as incorporated by Federal Bankruptcy Rule 7012. In support of said Motion, the Law Firm states as follows:</w:t>
+      </w:r>
+    </w:p>
+    <w:p>
+      <w:pPr>
+        <w:keepNext/>
+        <w:keepLines/>
+        <w:spacing w:before="0" w:after="0" w:line="480" w:lineRule="exact"/>
+        <w:ind w:left="0" w:firstLine="0"/>
+        <w:jc w:val="center"/>
+      </w:pPr>
+      <w:r>
+        <w:rPr>
+          <w:b/>
+          <w:bCs/>
+        </w:rPr>
+        <w:t xml:space="preserve">I.</w:t>
+      </w:r>
+      <w:r>
+        <w:rPr>
+          <w:b/>
+          <w:bCs/>
+        </w:rPr>
+        <w:t xml:space="preserve"> </w:t>
+      </w:r>
+      <w:r>
+        <w:rPr>
+          <w:b/>
+          <w:bCs/>
+        </w:rPr>
+        <w:t xml:space="preserve">OVERVIEW</w:t>
+      </w:r>
+    </w:p>
+    <w:p>
+      <w:pPr>
+        <w:pStyle w:val="BodyText"/>
       </w:pPr>
       <w:r>
         <w:t xml:space="preserve">This lawsuit is an attempt by creditors to hold the Law Firm responsible for the failure of a startup business. Specifically, the Law Firm was asked to assist its client in acquiring assets and franchise rights to enable the client an opportunity to proceed with its business plan.</w:t>
@@ -335,28 +638,68 @@
         <w:t xml:space="preserve">The Law Firm moves to dismiss the Complaint on procedural grounds at this time: 1) the claim is time-barred; 2) allegations of deepening insolvency state no claim; 3) alleged ethics violations are not a basis of substantive liability; and 4) Plaintiff’s reservation of rights is an improper pleading.</w:t>
       </w:r>
     </w:p>
-    <w:bookmarkEnd w:id="20"/>
-    <w:bookmarkStart w:id="21" w:name="ii.-procedural-background"/>
-    <w:p>
-      <w:pPr>
-        <w:pStyle w:val="Heading2"/>
-      </w:pPr>
-      <w:r>
-        <w:t xml:space="preserve">II. PROCEDURAL BACKGROUND</w:t>
-      </w:r>
-    </w:p>
-    <w:p>
-      <w:pPr>
-        <w:pStyle w:val="FirstParagraph"/>
-      </w:pPr>
-      <w:r>
-        <w:t xml:space="preserve">On July 8, 2019, 5171 Campbells Land Co., Inc. (</w:t>
+    <w:p>
+      <w:pPr>
+        <w:keepNext/>
+        <w:keepLines/>
+        <w:spacing w:before="0" w:after="0" w:line="480" w:lineRule="exact"/>
+        <w:ind w:left="0" w:firstLine="0"/>
+        <w:jc w:val="center"/>
+      </w:pPr>
+      <w:r>
+        <w:rPr>
+          <w:b/>
+          <w:bCs/>
+        </w:rPr>
+        <w:t xml:space="preserve">II.</w:t>
+      </w:r>
+      <w:r>
+        <w:rPr>
+          <w:b/>
+          <w:bCs/>
+        </w:rPr>
+        <w:t xml:space="preserve"> </w:t>
+      </w:r>
+      <w:r>
+        <w:rPr>
+          <w:b/>
+          <w:bCs/>
+        </w:rPr>
+        <w:t xml:space="preserve">PROCEDURAL</w:t>
+      </w:r>
+      <w:r>
+        <w:rPr>
+          <w:b/>
+          <w:bCs/>
+        </w:rPr>
+        <w:t xml:space="preserve"> </w:t>
+      </w:r>
+      <w:r>
+        <w:rPr>
+          <w:b/>
+          <w:bCs/>
+        </w:rPr>
+        <w:t xml:space="preserve">BACKGROUND</w:t>
+      </w:r>
+    </w:p>
+    <w:p>
+      <w:pPr>
+        <w:pStyle w:val="BodyText"/>
+      </w:pPr>
+      <w:r>
+        <w:t xml:space="preserve">On July 8, 2019, 5171 Campbells Land Co., Inc. (</w:t>
       </w:r>
       <w:r>
         <w:t xml:space="preserve">“Campbells”</w:t>
       </w:r>
       <w:r>
-        <w:t xml:space="preserve">) filed a voluntary bankruptcy Petition under Chapter 11, styled In Re: 5171 Campbells Land Co., Inc. at Bankruptcy No. 19-22715-CMB. Prior to that filing, Campbells did not file a Complaint against the Law Firm. Nor was any claim against the Law Firm identified by Campbells in its bankruptcy filings.</w:t>
+        <w:t xml:space="preserve">) filed a voluntary bankruptcy Petition under Chapter 11, styled In Re: 5171 Campbells Land Co., Inc. at Bankruptcy No. 19</w:t>
+      </w:r>
+      <w:r>
+        <w:noBreakHyphen/>
+      </w:r>
+      <w:r>
+        <w:t xml:space="preserve">22715-CMB. Prior to that filing, Campbells did not file a Complaint against the Law Firm. Nor was any claim against the Law Firm identified by Campbells in its bankruptcy filings.</w:t>
       </w:r>
     </w:p>
     <w:p>
@@ -364,7 +707,7 @@
         <w:pStyle w:val="BodyText"/>
       </w:pPr>
       <w:r>
-        <w:t xml:space="preserve">On November 12, 2019, Campbells filed its Plan of Liquidation (ECF Doc. 308)(</w:t>
+        <w:t xml:space="preserve">On November 12, 2019, Campbells filed its Plan of Liquidation (ECF Doc. 308)⁠(</w:t>
       </w:r>
       <w:r>
         <w:t xml:space="preserve">“Plan”</w:t>
@@ -384,22 +727,90 @@
         <w:t xml:space="preserve">“Creditors Trust”</w:t>
       </w:r>
       <w:r>
-        <w:t xml:space="preserve">) filed this adversary action at Case No. 21-02063. On July 19, 2021, the Law Firm filed a Motion to Withdraw Reference of the Case Under 28 U.S.C. §157 and supporting Brief. (ECF Doc. 14 &amp; 15). Said Motion remains pending, having been transmitted to the District Court. (ECF Doc. 19).</w:t>
-      </w:r>
-    </w:p>
-    <w:bookmarkEnd w:id="21"/>
-    <w:bookmarkStart w:id="25" w:name="iii.-statement-of-the-facts"/>
-    <w:p>
-      <w:pPr>
-        <w:pStyle w:val="Heading2"/>
-      </w:pPr>
-      <w:r>
-        <w:t xml:space="preserve">III. STATEMENT OF THE FACTS</w:t>
-      </w:r>
-    </w:p>
-    <w:p>
-      <w:pPr>
-        <w:pStyle w:val="FirstParagraph"/>
+        <w:t xml:space="preserve">) filed this adversary action at Case No. 21</w:t>
+      </w:r>
+      <w:r>
+        <w:noBreakHyphen/>
+      </w:r>
+      <w:r>
+        <w:t xml:space="preserve">02063. On July 19, 2021, the Law Firm filed a Motion to Withdraw Reference of the Case Under 28 U.S.C. §157 and supporting Brief. (ECF Doc. 14 &amp; 15). Said Motion remains pending, having been transmitted to the District Court. (ECF Doc. 19).</w:t>
+      </w:r>
+    </w:p>
+    <w:p>
+      <w:pPr>
+        <w:keepNext/>
+        <w:keepLines/>
+        <w:spacing w:before="0" w:after="0" w:line="480" w:lineRule="exact"/>
+        <w:ind w:left="0" w:firstLine="0"/>
+        <w:jc w:val="center"/>
+      </w:pPr>
+      <w:r>
+        <w:rPr>
+          <w:b/>
+          <w:bCs/>
+        </w:rPr>
+        <w:t xml:space="preserve">III.</w:t>
+      </w:r>
+      <w:r>
+        <w:rPr>
+          <w:b/>
+          <w:bCs/>
+        </w:rPr>
+        <w:t xml:space="preserve"> </w:t>
+      </w:r>
+      <w:r>
+        <w:rPr>
+          <w:b/>
+          <w:bCs/>
+        </w:rPr>
+        <w:t xml:space="preserve">STATEMENT</w:t>
+      </w:r>
+      <w:r>
+        <w:rPr>
+          <w:b/>
+          <w:bCs/>
+        </w:rPr>
+        <w:t xml:space="preserve"> </w:t>
+      </w:r>
+      <w:r>
+        <w:rPr>
+          <w:b/>
+          <w:bCs/>
+        </w:rPr>
+        <w:t xml:space="preserve">OF</w:t>
+      </w:r>
+      <w:r>
+        <w:rPr>
+          <w:b/>
+          <w:bCs/>
+        </w:rPr>
+        <w:t xml:space="preserve"> </w:t>
+      </w:r>
+      <w:r>
+        <w:rPr>
+          <w:b/>
+          <w:bCs/>
+        </w:rPr>
+        <w:t xml:space="preserve">THE</w:t>
+      </w:r>
+      <w:r>
+        <w:rPr>
+          <w:b/>
+          <w:bCs/>
+        </w:rPr>
+        <w:t xml:space="preserve"> </w:t>
+      </w:r>
+      <w:r>
+        <w:rPr>
+          <w:b/>
+          <w:bCs/>
+        </w:rPr>
+        <w:t xml:space="preserve">FACTS</w:t>
+      </w:r>
+    </w:p>
+    <w:p>
+      <w:pPr>
+        <w:pStyle w:val="BodyText"/>
       </w:pPr>
       <w:r>
         <w:t xml:space="preserve">The subject matter of this adversary proceeding is a state law claim of legal malpractice against the Law Firm. The Creditors Trust claims that the Law Firm rendered faulty business advice to Campbells that led to an undercapitalized and unprofitable business and eventually, Campbells’ bankruptcy filing. Drawing only from the averments in the Complaint for purposes of this Motion, and without admitting the truth of such averments, the Law Firm supplies this brief overview of a very complicated transaction.</w:t>
@@ -454,7 +865,7 @@
         <w:rPr>
           <w:rStyle w:val="FootnoteReference"/>
         </w:rPr>
-        <w:footnoteReference w:id="22"/>
+        <w:footnoteReference w:id="9"/>
       </w:r>
       <w:r>
         <w:t xml:space="preserve"> </w:t>
@@ -512,7 +923,7 @@
         <w:rPr>
           <w:rStyle w:val="FootnoteReference"/>
         </w:rPr>
-        <w:footnoteReference w:id="23"/>
+        <w:footnoteReference w:id="10"/>
       </w:r>
       <w:r>
         <w:t xml:space="preserve"> </w:t>
@@ -536,7 +947,7 @@
         <w:rPr>
           <w:rStyle w:val="FootnoteReference"/>
         </w:rPr>
-        <w:footnoteReference w:id="24"/>
+        <w:footnoteReference w:id="11"/>
       </w:r>
     </w:p>
     <w:p>
@@ -544,7 +955,7 @@
         <w:pStyle w:val="BodyText"/>
       </w:pPr>
       <w:r>
-        <w:t xml:space="preserve">The bankruptcy auction occurred on January 9, 2018. Campbells was the winning bidder. (Cmplt. ¶44). Thereafter, the Law Firm negotiated the asset purchase agreement. (Cmplt. ¶46). On January 29, 2018, the Court approved the asset sale. (Cmplt. ¶47)(UV Dkt. 970). In its Order approving the asset sale, the Court determined that Campbells had available or would have available all necessary cash and resources to consummate the asset purchase agreement and provided adequate assurance of its ability to perform under the acquired contracts. (</w:t>
+        <w:t xml:space="preserve">The bankruptcy auction occurred on January 9, 2018. Campbells was the winning bidder. (Cmplt. ¶44). Thereafter, the Law Firm negotiated the asset purchase agreement. (Cmplt. ¶46). On January 29, 2018, the Court approved the asset sale. (Cmplt. ¶47)⁠(UV Dkt. 970). In its Order approving the asset sale, the Court determined that Campbells had available or would have available all necessary cash and resources to consummate the asset purchase agreement and provided adequate assurance of its ability to perform under the acquired contracts. (</w:t>
       </w:r>
       <w:r>
         <w:rPr>
@@ -557,45 +968,415 @@
         <w:t xml:space="preserve">)</w:t>
       </w:r>
     </w:p>
-    <w:bookmarkEnd w:id="25"/>
-    <w:bookmarkStart w:id="35" w:name="iv.-argument"/>
-    <w:p>
-      <w:pPr>
-        <w:pStyle w:val="Heading2"/>
-      </w:pPr>
-      <w:r>
-        <w:t xml:space="preserve">IV. ARGUMENT</w:t>
-      </w:r>
-    </w:p>
-    <w:bookmarkStart w:id="30" w:name="X606cac4c9d7c236b9192c57234e26f4915b8e63"/>
-    <w:p>
-      <w:pPr>
-        <w:pStyle w:val="Heading3"/>
-      </w:pPr>
-      <w:r>
-        <w:t xml:space="preserve">A. THIS ACTION IS BARRED BY THE 2 YEAR STATUTE OF LIMITATIONS.</w:t>
-      </w:r>
-    </w:p>
-    <w:p>
-      <w:pPr>
-        <w:pStyle w:val="FirstParagraph"/>
+    <w:p>
+      <w:pPr>
+        <w:keepNext/>
+        <w:keepLines/>
+        <w:spacing w:before="0" w:after="0" w:line="480" w:lineRule="exact"/>
+        <w:ind w:left="0" w:firstLine="0"/>
+        <w:jc w:val="center"/>
+      </w:pPr>
+      <w:r>
+        <w:rPr>
+          <w:b/>
+          <w:bCs/>
+        </w:rPr>
+        <w:t xml:space="preserve">IV.</w:t>
+      </w:r>
+      <w:r>
+        <w:rPr>
+          <w:b/>
+          <w:bCs/>
+        </w:rPr>
+        <w:t xml:space="preserve"> </w:t>
+      </w:r>
+      <w:r>
+        <w:rPr>
+          <w:b/>
+          <w:bCs/>
+        </w:rPr>
+        <w:t xml:space="preserve">ARGUMENT</w:t>
+      </w:r>
+    </w:p>
+    <w:p>
+      <w:pPr>
+        <w:keepNext/>
+        <w:keepLines/>
+        <w:spacing w:before="0" w:after="0" w:line="480" w:lineRule="exact"/>
+        <w:ind w:left="0" w:firstLine="0"/>
+        <w:jc w:val="left"/>
+      </w:pPr>
+      <w:r>
+        <w:rPr>
+          <w:b/>
+          <w:bCs/>
+        </w:rPr>
+        <w:t xml:space="preserve">A.</w:t>
+      </w:r>
+      <w:r>
+        <w:rPr>
+          <w:b/>
+          <w:bCs/>
+        </w:rPr>
+        <w:t xml:space="preserve"> </w:t>
+      </w:r>
+      <w:r>
+        <w:rPr>
+          <w:b/>
+          <w:bCs/>
+        </w:rPr>
+        <w:t xml:space="preserve">THIS</w:t>
+      </w:r>
+      <w:r>
+        <w:rPr>
+          <w:b/>
+          <w:bCs/>
+        </w:rPr>
+        <w:t xml:space="preserve"> </w:t>
+      </w:r>
+      <w:r>
+        <w:rPr>
+          <w:b/>
+          <w:bCs/>
+        </w:rPr>
+        <w:t xml:space="preserve">ACTION</w:t>
+      </w:r>
+      <w:r>
+        <w:rPr>
+          <w:b/>
+          <w:bCs/>
+        </w:rPr>
+        <w:t xml:space="preserve"> </w:t>
+      </w:r>
+      <w:r>
+        <w:rPr>
+          <w:b/>
+          <w:bCs/>
+        </w:rPr>
+        <w:t xml:space="preserve">IS</w:t>
+      </w:r>
+      <w:r>
+        <w:rPr>
+          <w:b/>
+          <w:bCs/>
+        </w:rPr>
+        <w:t xml:space="preserve"> </w:t>
+      </w:r>
+      <w:r>
+        <w:rPr>
+          <w:b/>
+          <w:bCs/>
+        </w:rPr>
+        <w:t xml:space="preserve">BARRED</w:t>
+      </w:r>
+      <w:r>
+        <w:rPr>
+          <w:b/>
+          <w:bCs/>
+        </w:rPr>
+        <w:t xml:space="preserve"> </w:t>
+      </w:r>
+      <w:r>
+        <w:rPr>
+          <w:b/>
+          <w:bCs/>
+        </w:rPr>
+        <w:t xml:space="preserve">BY</w:t>
+      </w:r>
+      <w:r>
+        <w:rPr>
+          <w:b/>
+          <w:bCs/>
+        </w:rPr>
+        <w:t xml:space="preserve"> </w:t>
+      </w:r>
+      <w:r>
+        <w:rPr>
+          <w:b/>
+          <w:bCs/>
+        </w:rPr>
+        <w:t xml:space="preserve">THE</w:t>
+      </w:r>
+      <w:r>
+        <w:rPr>
+          <w:b/>
+          <w:bCs/>
+        </w:rPr>
+        <w:t xml:space="preserve"> </w:t>
+      </w:r>
+      <w:r>
+        <w:rPr>
+          <w:b/>
+          <w:bCs/>
+        </w:rPr>
+        <w:t xml:space="preserve">2</w:t>
+      </w:r>
+      <w:r>
+        <w:rPr>
+          <w:b/>
+          <w:bCs/>
+        </w:rPr>
+        <w:t xml:space="preserve"> </w:t>
+      </w:r>
+      <w:r>
+        <w:rPr>
+          <w:b/>
+          <w:bCs/>
+        </w:rPr>
+        <w:t xml:space="preserve">YEAR</w:t>
+      </w:r>
+      <w:r>
+        <w:rPr>
+          <w:b/>
+          <w:bCs/>
+        </w:rPr>
+        <w:t xml:space="preserve"> </w:t>
+      </w:r>
+      <w:r>
+        <w:rPr>
+          <w:b/>
+          <w:bCs/>
+        </w:rPr>
+        <w:t xml:space="preserve">STATUTE</w:t>
+      </w:r>
+      <w:r>
+        <w:rPr>
+          <w:b/>
+          <w:bCs/>
+        </w:rPr>
+        <w:t xml:space="preserve"> </w:t>
+      </w:r>
+      <w:r>
+        <w:rPr>
+          <w:b/>
+          <w:bCs/>
+        </w:rPr>
+        <w:t xml:space="preserve">OF</w:t>
+      </w:r>
+      <w:r>
+        <w:rPr>
+          <w:b/>
+          <w:bCs/>
+        </w:rPr>
+        <w:t xml:space="preserve"> </w:t>
+      </w:r>
+      <w:r>
+        <w:rPr>
+          <w:b/>
+          <w:bCs/>
+        </w:rPr>
+        <w:t xml:space="preserve">LIMITATIONS.</w:t>
+      </w:r>
+    </w:p>
+    <w:p>
+      <w:pPr>
+        <w:pStyle w:val="BodyText"/>
       </w:pPr>
       <w:r>
         <w:t xml:space="preserve">All of the alleged negligence by the Law Firm occurred prior to the termination of the Perkins’ temporary license in June 2019. To the extent there is arguably any viable claim for legal malpractice, the Creditors Trust had 2 years within which to file it. As this action was not filed within that 2-year period, and because the Creditors Trust does not enjoy the benefit of any extension, this action is time barred and should be dismissed.</w:t>
       </w:r>
     </w:p>
-    <w:bookmarkStart w:id="26" w:name="X70fc3121b3577992e43cd07911f8268eca0cfbb"/>
-    <w:p>
-      <w:pPr>
-        <w:pStyle w:val="Heading4"/>
-      </w:pPr>
-      <w:r>
-        <w:t xml:space="preserve">1. Pennsylvania substantive law applies to the instant legal malpractice action.</w:t>
-      </w:r>
-    </w:p>
-    <w:p>
-      <w:pPr>
-        <w:pStyle w:val="FirstParagraph"/>
+    <w:p>
+      <w:pPr>
+        <w:keepNext/>
+        <w:keepLines/>
+        <w:spacing w:before="0" w:after="0" w:line="480" w:lineRule="exact"/>
+        <w:ind w:left="0" w:firstLine="0"/>
+        <w:jc w:val="left"/>
+      </w:pPr>
+      <w:r>
+        <w:rPr>
+          <w:b/>
+          <w:bCs/>
+          <w:i/>
+          <w:iCs/>
+        </w:rPr>
+        <w:t xml:space="preserve">1.</w:t>
+      </w:r>
+      <w:r>
+        <w:rPr>
+          <w:b/>
+          <w:bCs/>
+          <w:i/>
+          <w:iCs/>
+        </w:rPr>
+        <w:t xml:space="preserve"> </w:t>
+      </w:r>
+      <w:r>
+        <w:rPr>
+          <w:b/>
+          <w:bCs/>
+          <w:i/>
+          <w:iCs/>
+        </w:rPr>
+        <w:t xml:space="preserve">Pennsylvania</w:t>
+      </w:r>
+      <w:r>
+        <w:rPr>
+          <w:b/>
+          <w:bCs/>
+          <w:i/>
+          <w:iCs/>
+        </w:rPr>
+        <w:t xml:space="preserve"> </w:t>
+      </w:r>
+      <w:r>
+        <w:rPr>
+          <w:b/>
+          <w:bCs/>
+          <w:i/>
+          <w:iCs/>
+        </w:rPr>
+        <w:t xml:space="preserve">substantive</w:t>
+      </w:r>
+      <w:r>
+        <w:rPr>
+          <w:b/>
+          <w:bCs/>
+          <w:i/>
+          <w:iCs/>
+        </w:rPr>
+        <w:t xml:space="preserve"> </w:t>
+      </w:r>
+      <w:r>
+        <w:rPr>
+          <w:b/>
+          <w:bCs/>
+          <w:i/>
+          <w:iCs/>
+        </w:rPr>
+        <w:t xml:space="preserve">law</w:t>
+      </w:r>
+      <w:r>
+        <w:rPr>
+          <w:b/>
+          <w:bCs/>
+          <w:i/>
+          <w:iCs/>
+        </w:rPr>
+        <w:t xml:space="preserve"> </w:t>
+      </w:r>
+      <w:r>
+        <w:rPr>
+          <w:b/>
+          <w:bCs/>
+          <w:i/>
+          <w:iCs/>
+        </w:rPr>
+        <w:t xml:space="preserve">applies</w:t>
+      </w:r>
+      <w:r>
+        <w:rPr>
+          <w:b/>
+          <w:bCs/>
+          <w:i/>
+          <w:iCs/>
+        </w:rPr>
+        <w:t xml:space="preserve"> </w:t>
+      </w:r>
+      <w:r>
+        <w:rPr>
+          <w:b/>
+          <w:bCs/>
+          <w:i/>
+          <w:iCs/>
+        </w:rPr>
+        <w:t xml:space="preserve">to</w:t>
+      </w:r>
+      <w:r>
+        <w:rPr>
+          <w:b/>
+          <w:bCs/>
+          <w:i/>
+          <w:iCs/>
+        </w:rPr>
+        <w:t xml:space="preserve"> </w:t>
+      </w:r>
+      <w:r>
+        <w:rPr>
+          <w:b/>
+          <w:bCs/>
+          <w:i/>
+          <w:iCs/>
+        </w:rPr>
+        <w:t xml:space="preserve">the</w:t>
+      </w:r>
+      <w:r>
+        <w:rPr>
+          <w:b/>
+          <w:bCs/>
+          <w:i/>
+          <w:iCs/>
+        </w:rPr>
+        <w:t xml:space="preserve"> </w:t>
+      </w:r>
+      <w:r>
+        <w:rPr>
+          <w:b/>
+          <w:bCs/>
+          <w:i/>
+          <w:iCs/>
+        </w:rPr>
+        <w:t xml:space="preserve">instant</w:t>
+      </w:r>
+      <w:r>
+        <w:rPr>
+          <w:b/>
+          <w:bCs/>
+          <w:i/>
+          <w:iCs/>
+        </w:rPr>
+        <w:t xml:space="preserve"> </w:t>
+      </w:r>
+      <w:r>
+        <w:rPr>
+          <w:b/>
+          <w:bCs/>
+          <w:i/>
+          <w:iCs/>
+        </w:rPr>
+        <w:t xml:space="preserve">legal</w:t>
+      </w:r>
+      <w:r>
+        <w:rPr>
+          <w:b/>
+          <w:bCs/>
+          <w:i/>
+          <w:iCs/>
+        </w:rPr>
+        <w:t xml:space="preserve"> </w:t>
+      </w:r>
+      <w:r>
+        <w:rPr>
+          <w:b/>
+          <w:bCs/>
+          <w:i/>
+          <w:iCs/>
+        </w:rPr>
+        <w:t xml:space="preserve">malpractice</w:t>
+      </w:r>
+      <w:r>
+        <w:rPr>
+          <w:b/>
+          <w:bCs/>
+          <w:i/>
+          <w:iCs/>
+        </w:rPr>
+        <w:t xml:space="preserve"> </w:t>
+      </w:r>
+      <w:r>
+        <w:rPr>
+          <w:b/>
+          <w:bCs/>
+          <w:i/>
+          <w:iCs/>
+        </w:rPr>
+        <w:t xml:space="preserve">action.</w:t>
+      </w:r>
+    </w:p>
+    <w:p>
+      <w:pPr>
+        <w:pStyle w:val="BodyText"/>
       </w:pPr>
       <w:r>
         <w:t xml:space="preserve">“A federal court sitting in diversity must apply state substantive law and federal procedural law.”</w:t>
@@ -614,22 +1395,300 @@
         <w:t xml:space="preserve">, 210 F.3d 154, 158 (3d Cir. 2000). All of the events at issue involve activity in Pennsylvania and representation by a Pennsylvania law firm of a Pennsylvania entity. Therefore, Pennsylvania substantive law will apply.</w:t>
       </w:r>
     </w:p>
-    <w:bookmarkEnd w:id="26"/>
-    <w:bookmarkStart w:id="27" w:name="X8a9cebe2cb3beb14b1cbc2751f6490d720e0e38"/>
-    <w:p>
-      <w:pPr>
-        <w:pStyle w:val="Heading4"/>
-      </w:pPr>
-      <w:r>
-        <w:t xml:space="preserve">2. In Pennsylvania, a legal malpractice claim is subject to a 2 year statute of limitations.</w:t>
-      </w:r>
-    </w:p>
-    <w:p>
-      <w:pPr>
-        <w:pStyle w:val="FirstParagraph"/>
-      </w:pPr>
-      <w:r>
-        <w:t xml:space="preserve">The Creditors Trust asserts a claim for legal malpractice/professional negligence against the Law Firm. In Pennsylvania, a two-year limitations period applies to such a claim.</w:t>
+    <w:p>
+      <w:pPr>
+        <w:keepNext/>
+        <w:keepLines/>
+        <w:spacing w:before="0" w:after="0" w:line="480" w:lineRule="exact"/>
+        <w:ind w:left="0" w:firstLine="0"/>
+        <w:jc w:val="left"/>
+      </w:pPr>
+      <w:r>
+        <w:rPr>
+          <w:b/>
+          <w:bCs/>
+          <w:i/>
+          <w:iCs/>
+        </w:rPr>
+        <w:t xml:space="preserve">2.</w:t>
+      </w:r>
+      <w:r>
+        <w:rPr>
+          <w:b/>
+          <w:bCs/>
+          <w:i/>
+          <w:iCs/>
+        </w:rPr>
+        <w:t xml:space="preserve"> </w:t>
+      </w:r>
+      <w:r>
+        <w:rPr>
+          <w:b/>
+          <w:bCs/>
+          <w:i/>
+          <w:iCs/>
+        </w:rPr>
+        <w:t xml:space="preserve">In</w:t>
+      </w:r>
+      <w:r>
+        <w:rPr>
+          <w:b/>
+          <w:bCs/>
+          <w:i/>
+          <w:iCs/>
+        </w:rPr>
+        <w:t xml:space="preserve"> </w:t>
+      </w:r>
+      <w:r>
+        <w:rPr>
+          <w:b/>
+          <w:bCs/>
+          <w:i/>
+          <w:iCs/>
+        </w:rPr>
+        <w:t xml:space="preserve">Pennsylvania,</w:t>
+      </w:r>
+      <w:r>
+        <w:rPr>
+          <w:b/>
+          <w:bCs/>
+          <w:i/>
+          <w:iCs/>
+        </w:rPr>
+        <w:t xml:space="preserve"> </w:t>
+      </w:r>
+      <w:r>
+        <w:rPr>
+          <w:b/>
+          <w:bCs/>
+          <w:i/>
+          <w:iCs/>
+        </w:rPr>
+        <w:t xml:space="preserve">a</w:t>
+      </w:r>
+      <w:r>
+        <w:rPr>
+          <w:b/>
+          <w:bCs/>
+          <w:i/>
+          <w:iCs/>
+        </w:rPr>
+        <w:t xml:space="preserve"> </w:t>
+      </w:r>
+      <w:r>
+        <w:rPr>
+          <w:b/>
+          <w:bCs/>
+          <w:i/>
+          <w:iCs/>
+        </w:rPr>
+        <w:t xml:space="preserve">legal</w:t>
+      </w:r>
+      <w:r>
+        <w:rPr>
+          <w:b/>
+          <w:bCs/>
+          <w:i/>
+          <w:iCs/>
+        </w:rPr>
+        <w:t xml:space="preserve"> </w:t>
+      </w:r>
+      <w:r>
+        <w:rPr>
+          <w:b/>
+          <w:bCs/>
+          <w:i/>
+          <w:iCs/>
+        </w:rPr>
+        <w:t xml:space="preserve">malpractice</w:t>
+      </w:r>
+      <w:r>
+        <w:rPr>
+          <w:b/>
+          <w:bCs/>
+          <w:i/>
+          <w:iCs/>
+        </w:rPr>
+        <w:t xml:space="preserve"> </w:t>
+      </w:r>
+      <w:r>
+        <w:rPr>
+          <w:b/>
+          <w:bCs/>
+          <w:i/>
+          <w:iCs/>
+        </w:rPr>
+        <w:t xml:space="preserve">claim</w:t>
+      </w:r>
+      <w:r>
+        <w:rPr>
+          <w:b/>
+          <w:bCs/>
+          <w:i/>
+          <w:iCs/>
+        </w:rPr>
+        <w:t xml:space="preserve"> </w:t>
+      </w:r>
+      <w:r>
+        <w:rPr>
+          <w:b/>
+          <w:bCs/>
+          <w:i/>
+          <w:iCs/>
+        </w:rPr>
+        <w:t xml:space="preserve">is</w:t>
+      </w:r>
+      <w:r>
+        <w:rPr>
+          <w:b/>
+          <w:bCs/>
+          <w:i/>
+          <w:iCs/>
+        </w:rPr>
+        <w:t xml:space="preserve"> </w:t>
+      </w:r>
+      <w:r>
+        <w:rPr>
+          <w:b/>
+          <w:bCs/>
+          <w:i/>
+          <w:iCs/>
+        </w:rPr>
+        <w:t xml:space="preserve">subject</w:t>
+      </w:r>
+      <w:r>
+        <w:rPr>
+          <w:b/>
+          <w:bCs/>
+          <w:i/>
+          <w:iCs/>
+        </w:rPr>
+        <w:t xml:space="preserve"> </w:t>
+      </w:r>
+      <w:r>
+        <w:rPr>
+          <w:b/>
+          <w:bCs/>
+          <w:i/>
+          <w:iCs/>
+        </w:rPr>
+        <w:t xml:space="preserve">to</w:t>
+      </w:r>
+      <w:r>
+        <w:rPr>
+          <w:b/>
+          <w:bCs/>
+          <w:i/>
+          <w:iCs/>
+        </w:rPr>
+        <w:t xml:space="preserve"> </w:t>
+      </w:r>
+      <w:r>
+        <w:rPr>
+          <w:b/>
+          <w:bCs/>
+          <w:i/>
+          <w:iCs/>
+        </w:rPr>
+        <w:t xml:space="preserve">a</w:t>
+      </w:r>
+      <w:r>
+        <w:rPr>
+          <w:b/>
+          <w:bCs/>
+          <w:i/>
+          <w:iCs/>
+        </w:rPr>
+        <w:t xml:space="preserve"> </w:t>
+      </w:r>
+      <w:r>
+        <w:rPr>
+          <w:b/>
+          <w:bCs/>
+          <w:i/>
+          <w:iCs/>
+        </w:rPr>
+        <w:t xml:space="preserve">2</w:t>
+      </w:r>
+      <w:r>
+        <w:rPr>
+          <w:b/>
+          <w:bCs/>
+          <w:i/>
+          <w:iCs/>
+        </w:rPr>
+        <w:t xml:space="preserve"> </w:t>
+      </w:r>
+      <w:r>
+        <w:rPr>
+          <w:b/>
+          <w:bCs/>
+          <w:i/>
+          <w:iCs/>
+        </w:rPr>
+        <w:t xml:space="preserve">year</w:t>
+      </w:r>
+      <w:r>
+        <w:rPr>
+          <w:b/>
+          <w:bCs/>
+          <w:i/>
+          <w:iCs/>
+        </w:rPr>
+        <w:t xml:space="preserve"> </w:t>
+      </w:r>
+      <w:r>
+        <w:rPr>
+          <w:b/>
+          <w:bCs/>
+          <w:i/>
+          <w:iCs/>
+        </w:rPr>
+        <w:t xml:space="preserve">statute</w:t>
+      </w:r>
+      <w:r>
+        <w:rPr>
+          <w:b/>
+          <w:bCs/>
+          <w:i/>
+          <w:iCs/>
+        </w:rPr>
+        <w:t xml:space="preserve"> </w:t>
+      </w:r>
+      <w:r>
+        <w:rPr>
+          <w:b/>
+          <w:bCs/>
+          <w:i/>
+          <w:iCs/>
+        </w:rPr>
+        <w:t xml:space="preserve">of</w:t>
+      </w:r>
+      <w:r>
+        <w:rPr>
+          <w:b/>
+          <w:bCs/>
+          <w:i/>
+          <w:iCs/>
+        </w:rPr>
+        <w:t xml:space="preserve"> </w:t>
+      </w:r>
+      <w:r>
+        <w:rPr>
+          <w:b/>
+          <w:bCs/>
+          <w:i/>
+          <w:iCs/>
+        </w:rPr>
+        <w:t xml:space="preserve">limitations.</w:t>
+      </w:r>
+    </w:p>
+    <w:p>
+      <w:pPr>
+        <w:pStyle w:val="BodyText"/>
+      </w:pPr>
+      <w:r>
+        <w:t xml:space="preserve">The Creditors Trust asserts a claim for legal malpractice/​professional negligence against the Law Firm. In Pennsylvania, a two-year limitations period applies to such a claim.</w:t>
       </w:r>
       <w:r>
         <w:t xml:space="preserve"> </w:t>
@@ -642,7 +1701,7 @@
         <w:t xml:space="preserve">Wachovia Bank, N.A. v. Ferretti</w:t>
       </w:r>
       <w:r>
-        <w:t xml:space="preserve">, 935 A.2d 565, 571 (Pa. Super. 2007); 42 Pa.C.S. § 5524(3), (7). Pennsylvania favors the strict application of the statutes of limitations.</w:t>
+        <w:t xml:space="preserve">, 935 A.2d 565, 571 (Pa. Super. 2007); 42 Pa.C.S. § 5524(3), (7). Pennsylvania favors the strict application of the statutes of limitations.</w:t>
       </w:r>
       <w:r>
         <w:t xml:space="preserve"> </w:t>
@@ -755,15 +1814,21 @@
           <w:i/>
           <w:iCs/>
         </w:rPr>
-        <w:t xml:space="preserve">Robbins &amp; Seventko Orthopedic Surgeons, Inc. v. Geisenberger</w:t>
-      </w:r>
-      <w:r>
-        <w:t xml:space="preserve">, 449 Pa. Super. 367, 674 A.2d 244, 246-47 (Pa. Super. 1996).</w:t>
-      </w:r>
-    </w:p>
-    <w:p>
-      <w:pPr>
-        <w:pStyle w:val="FirstParagraph"/>
+        <w:t xml:space="preserve">Robbins &amp; Seventko Orthopedic Surgeons, Inc. v. Geisenberger</w:t>
+      </w:r>
+      <w:r>
+        <w:t xml:space="preserve">, 449 Pa. Super. 367, 674 A.2d 244, 246</w:t>
+      </w:r>
+      <w:r>
+        <w:noBreakHyphen/>
+      </w:r>
+      <w:r>
+        <w:t xml:space="preserve">47 (Pa. Super. 1996).</w:t>
+      </w:r>
+    </w:p>
+    <w:p>
+      <w:pPr>
+        <w:pStyle w:val="BodyText"/>
       </w:pPr>
       <w:r>
         <w:rPr>
@@ -795,7 +1860,13 @@
         <w:t xml:space="preserve"> </w:t>
       </w:r>
       <w:r>
-        <w:t xml:space="preserve">at 572-573.</w:t>
+        <w:t xml:space="preserve">at 572</w:t>
+      </w:r>
+      <w:r>
+        <w:noBreakHyphen/>
+      </w:r>
+      <w:r>
+        <w:t xml:space="preserve">573.</w:t>
       </w:r>
     </w:p>
     <w:p>
@@ -806,19 +1877,405 @@
         <w:t xml:space="preserve">The fundamental assertion by Plaintiffs in this action is that the Law Firm failed to provide business advice at the time Campbells was structuring a deal to purchase the Perkins franchise and acquire real estate that was also necessary to the deal. One nuance of the claim is that the Law Firm did not explain the documents sufficiently. Another nuance is that the Law Firm should have advised Campbells of the option to file bankruptcy in 2018. Regardless of the theory of liability, all of the alleged negligent conduct necessarily occurred between January 2018, when the franchise was obtained, and June 2019, when franchise rights were permanently lost. The Creditors’ Trust filed this action on July 6, 2021, outside the 2-year statute of limitations period. Therefore, the Creditors Trust’s claims against the Law Firm are time-barred and should be dismissed.</w:t>
       </w:r>
     </w:p>
-    <w:bookmarkEnd w:id="27"/>
-    <w:bookmarkStart w:id="29" w:name="X87dd09f94f4db141ec085249780099411f4f108"/>
-    <w:p>
-      <w:pPr>
-        <w:pStyle w:val="Heading4"/>
-      </w:pPr>
-      <w:r>
-        <w:t xml:space="preserve">3. Section 108 of the Bankruptcy Code does not extend the time for the Creditors Trust to file a legal malpractice claim.</w:t>
-      </w:r>
-    </w:p>
-    <w:p>
-      <w:pPr>
-        <w:pStyle w:val="FirstParagraph"/>
+    <w:p>
+      <w:pPr>
+        <w:keepNext/>
+        <w:keepLines/>
+        <w:spacing w:before="0" w:after="0" w:line="480" w:lineRule="exact"/>
+        <w:ind w:left="0" w:firstLine="0"/>
+        <w:jc w:val="left"/>
+      </w:pPr>
+      <w:r>
+        <w:rPr>
+          <w:b/>
+          <w:bCs/>
+          <w:i/>
+          <w:iCs/>
+        </w:rPr>
+        <w:t xml:space="preserve">3.</w:t>
+      </w:r>
+      <w:r>
+        <w:rPr>
+          <w:b/>
+          <w:bCs/>
+          <w:i/>
+          <w:iCs/>
+        </w:rPr>
+        <w:t xml:space="preserve"> </w:t>
+      </w:r>
+      <w:r>
+        <w:rPr>
+          <w:b/>
+          <w:bCs/>
+          <w:i/>
+          <w:iCs/>
+        </w:rPr>
+        <w:t xml:space="preserve">Section</w:t>
+      </w:r>
+      <w:r>
+        <w:rPr>
+          <w:b/>
+          <w:bCs/>
+          <w:i/>
+          <w:iCs/>
+        </w:rPr>
+        <w:t xml:space="preserve"> </w:t>
+      </w:r>
+      <w:r>
+        <w:rPr>
+          <w:b/>
+          <w:bCs/>
+          <w:i/>
+          <w:iCs/>
+        </w:rPr>
+        <w:t xml:space="preserve">108</w:t>
+      </w:r>
+      <w:r>
+        <w:rPr>
+          <w:b/>
+          <w:bCs/>
+          <w:i/>
+          <w:iCs/>
+        </w:rPr>
+        <w:t xml:space="preserve"> </w:t>
+      </w:r>
+      <w:r>
+        <w:rPr>
+          <w:b/>
+          <w:bCs/>
+          <w:i/>
+          <w:iCs/>
+        </w:rPr>
+        <w:t xml:space="preserve">of</w:t>
+      </w:r>
+      <w:r>
+        <w:rPr>
+          <w:b/>
+          <w:bCs/>
+          <w:i/>
+          <w:iCs/>
+        </w:rPr>
+        <w:t xml:space="preserve"> </w:t>
+      </w:r>
+      <w:r>
+        <w:rPr>
+          <w:b/>
+          <w:bCs/>
+          <w:i/>
+          <w:iCs/>
+        </w:rPr>
+        <w:t xml:space="preserve">the</w:t>
+      </w:r>
+      <w:r>
+        <w:rPr>
+          <w:b/>
+          <w:bCs/>
+          <w:i/>
+          <w:iCs/>
+        </w:rPr>
+        <w:t xml:space="preserve"> </w:t>
+      </w:r>
+      <w:r>
+        <w:rPr>
+          <w:b/>
+          <w:bCs/>
+          <w:i/>
+          <w:iCs/>
+        </w:rPr>
+        <w:t xml:space="preserve">Bankruptcy</w:t>
+      </w:r>
+      <w:r>
+        <w:rPr>
+          <w:b/>
+          <w:bCs/>
+          <w:i/>
+          <w:iCs/>
+        </w:rPr>
+        <w:t xml:space="preserve"> </w:t>
+      </w:r>
+      <w:r>
+        <w:rPr>
+          <w:b/>
+          <w:bCs/>
+          <w:i/>
+          <w:iCs/>
+        </w:rPr>
+        <w:t xml:space="preserve">Code</w:t>
+      </w:r>
+      <w:r>
+        <w:rPr>
+          <w:b/>
+          <w:bCs/>
+          <w:i/>
+          <w:iCs/>
+        </w:rPr>
+        <w:t xml:space="preserve"> </w:t>
+      </w:r>
+      <w:r>
+        <w:rPr>
+          <w:b/>
+          <w:bCs/>
+          <w:i/>
+          <w:iCs/>
+        </w:rPr>
+        <w:t xml:space="preserve">does</w:t>
+      </w:r>
+      <w:r>
+        <w:rPr>
+          <w:b/>
+          <w:bCs/>
+          <w:i/>
+          <w:iCs/>
+        </w:rPr>
+        <w:t xml:space="preserve"> </w:t>
+      </w:r>
+      <w:r>
+        <w:rPr>
+          <w:b/>
+          <w:bCs/>
+          <w:i/>
+          <w:iCs/>
+        </w:rPr>
+        <w:t xml:space="preserve">not</w:t>
+      </w:r>
+      <w:r>
+        <w:rPr>
+          <w:b/>
+          <w:bCs/>
+          <w:i/>
+          <w:iCs/>
+        </w:rPr>
+        <w:t xml:space="preserve"> </w:t>
+      </w:r>
+      <w:r>
+        <w:rPr>
+          <w:b/>
+          <w:bCs/>
+          <w:i/>
+          <w:iCs/>
+        </w:rPr>
+        <w:t xml:space="preserve">extend</w:t>
+      </w:r>
+      <w:r>
+        <w:rPr>
+          <w:b/>
+          <w:bCs/>
+          <w:i/>
+          <w:iCs/>
+        </w:rPr>
+        <w:t xml:space="preserve"> </w:t>
+      </w:r>
+      <w:r>
+        <w:rPr>
+          <w:b/>
+          <w:bCs/>
+          <w:i/>
+          <w:iCs/>
+        </w:rPr>
+        <w:t xml:space="preserve">the</w:t>
+      </w:r>
+      <w:r>
+        <w:rPr>
+          <w:b/>
+          <w:bCs/>
+          <w:i/>
+          <w:iCs/>
+        </w:rPr>
+        <w:t xml:space="preserve"> </w:t>
+      </w:r>
+      <w:r>
+        <w:rPr>
+          <w:b/>
+          <w:bCs/>
+          <w:i/>
+          <w:iCs/>
+        </w:rPr>
+        <w:t xml:space="preserve">time</w:t>
+      </w:r>
+      <w:r>
+        <w:rPr>
+          <w:b/>
+          <w:bCs/>
+          <w:i/>
+          <w:iCs/>
+        </w:rPr>
+        <w:t xml:space="preserve"> </w:t>
+      </w:r>
+      <w:r>
+        <w:rPr>
+          <w:b/>
+          <w:bCs/>
+          <w:i/>
+          <w:iCs/>
+        </w:rPr>
+        <w:t xml:space="preserve">for</w:t>
+      </w:r>
+      <w:r>
+        <w:rPr>
+          <w:b/>
+          <w:bCs/>
+          <w:i/>
+          <w:iCs/>
+        </w:rPr>
+        <w:t xml:space="preserve"> </w:t>
+      </w:r>
+      <w:r>
+        <w:rPr>
+          <w:b/>
+          <w:bCs/>
+          <w:i/>
+          <w:iCs/>
+        </w:rPr>
+        <w:t xml:space="preserve">the</w:t>
+      </w:r>
+      <w:r>
+        <w:rPr>
+          <w:b/>
+          <w:bCs/>
+          <w:i/>
+          <w:iCs/>
+        </w:rPr>
+        <w:t xml:space="preserve"> </w:t>
+      </w:r>
+      <w:r>
+        <w:rPr>
+          <w:b/>
+          <w:bCs/>
+          <w:i/>
+          <w:iCs/>
+        </w:rPr>
+        <w:t xml:space="preserve">Creditors</w:t>
+      </w:r>
+      <w:r>
+        <w:rPr>
+          <w:b/>
+          <w:bCs/>
+          <w:i/>
+          <w:iCs/>
+        </w:rPr>
+        <w:t xml:space="preserve"> </w:t>
+      </w:r>
+      <w:r>
+        <w:rPr>
+          <w:b/>
+          <w:bCs/>
+          <w:i/>
+          <w:iCs/>
+        </w:rPr>
+        <w:t xml:space="preserve">Trust</w:t>
+      </w:r>
+      <w:r>
+        <w:rPr>
+          <w:b/>
+          <w:bCs/>
+          <w:i/>
+          <w:iCs/>
+        </w:rPr>
+        <w:t xml:space="preserve"> </w:t>
+      </w:r>
+      <w:r>
+        <w:rPr>
+          <w:b/>
+          <w:bCs/>
+          <w:i/>
+          <w:iCs/>
+        </w:rPr>
+        <w:t xml:space="preserve">to</w:t>
+      </w:r>
+      <w:r>
+        <w:rPr>
+          <w:b/>
+          <w:bCs/>
+          <w:i/>
+          <w:iCs/>
+        </w:rPr>
+        <w:t xml:space="preserve"> </w:t>
+      </w:r>
+      <w:r>
+        <w:rPr>
+          <w:b/>
+          <w:bCs/>
+          <w:i/>
+          <w:iCs/>
+        </w:rPr>
+        <w:t xml:space="preserve">file</w:t>
+      </w:r>
+      <w:r>
+        <w:rPr>
+          <w:b/>
+          <w:bCs/>
+          <w:i/>
+          <w:iCs/>
+        </w:rPr>
+        <w:t xml:space="preserve"> </w:t>
+      </w:r>
+      <w:r>
+        <w:rPr>
+          <w:b/>
+          <w:bCs/>
+          <w:i/>
+          <w:iCs/>
+        </w:rPr>
+        <w:t xml:space="preserve">a</w:t>
+      </w:r>
+      <w:r>
+        <w:rPr>
+          <w:b/>
+          <w:bCs/>
+          <w:i/>
+          <w:iCs/>
+        </w:rPr>
+        <w:t xml:space="preserve"> </w:t>
+      </w:r>
+      <w:r>
+        <w:rPr>
+          <w:b/>
+          <w:bCs/>
+          <w:i/>
+          <w:iCs/>
+        </w:rPr>
+        <w:t xml:space="preserve">legal</w:t>
+      </w:r>
+      <w:r>
+        <w:rPr>
+          <w:b/>
+          <w:bCs/>
+          <w:i/>
+          <w:iCs/>
+        </w:rPr>
+        <w:t xml:space="preserve"> </w:t>
+      </w:r>
+      <w:r>
+        <w:rPr>
+          <w:b/>
+          <w:bCs/>
+          <w:i/>
+          <w:iCs/>
+        </w:rPr>
+        <w:t xml:space="preserve">malpractice</w:t>
+      </w:r>
+      <w:r>
+        <w:rPr>
+          <w:b/>
+          <w:bCs/>
+          <w:i/>
+          <w:iCs/>
+        </w:rPr>
+        <w:t xml:space="preserve"> </w:t>
+      </w:r>
+      <w:r>
+        <w:rPr>
+          <w:b/>
+          <w:bCs/>
+          <w:i/>
+          <w:iCs/>
+        </w:rPr>
+        <w:t xml:space="preserve">claim.</w:t>
+      </w:r>
+    </w:p>
+    <w:p>
+      <w:pPr>
+        <w:pStyle w:val="BodyText"/>
       </w:pPr>
       <w:r>
         <w:t xml:space="preserve">The only possible means to extend the statute of limitations would be if by operation of law, the statute of limitations was extended. However, as explained below, no such extension applies to the Creditors Trust.</w:t>
@@ -834,19 +2291,15 @@
     </w:p>
     <w:p>
       <w:pPr>
-        <w:pStyle w:val="Compact"/>
-        <w:numPr>
-          <w:ilvl w:val="0"/>
-          <w:numId w:val="1001"/>
-        </w:numPr>
-      </w:pPr>
-      <w:r>
-        <w:t xml:space="preserve">If applicable nonbankruptcy law, an order entered in a nonbankruptcy proceeding, or an agreement fixes a period within which the debtor may commence an action, and such period has not expired before the date of the filing of the petition, the trustee may commence such action only before the later of–(1) the end of such period, including any suspension of such period occurring on or after the commencement of the case; or (2) two years after the order for relief.</w:t>
-      </w:r>
-    </w:p>
-    <w:p>
-      <w:pPr>
-        <w:pStyle w:val="FirstParagraph"/>
+        <w:pStyle w:val="BlockText"/>
+      </w:pPr>
+      <w:r>
+        <w:t xml:space="preserve">(a) If applicable nonbankruptcy law, an order entered in a nonbankruptcy proceeding, or an agreement fixes a period within which the debtor may commence an action, and such period has not expired before the date of the filing of the petition, the trustee may commence such action only before the later of–(1) the end of such period, including any suspension of such period occurring on or after the commencement of the case; or (2) two years after the order for relief.</w:t>
+      </w:r>
+    </w:p>
+    <w:p>
+      <w:pPr>
+        <w:pStyle w:val="BodyText"/>
       </w:pPr>
       <w:r>
         <w:t xml:space="preserve">11 U.S.C. §108 (emphasis supplied). Section 108, by its plain reading, allows only a trustee to commence such an action on an untimely basis, pursuant to the above statutory authority. Section 108 is not ambiguous.</w:t>
@@ -867,7 +2320,7 @@
           <w:i/>
           <w:iCs/>
         </w:rPr>
-        <w:t xml:space="preserve">See, Wood &amp; Locker, Inc. v. Doran &amp; Assocs.</w:t>
+        <w:t xml:space="preserve">See, Wood &amp; Locker, Inc. v. Doran &amp; Assocs.</w:t>
       </w:r>
       <w:r>
         <w:t xml:space="preserve">, 708 F. Supp. 684, 687 (W.D. Pa. 1989).</w:t>
@@ -916,7 +2369,7 @@
         <w:rPr>
           <w:rStyle w:val="FootnoteReference"/>
         </w:rPr>
-        <w:footnoteReference w:id="28"/>
+        <w:footnoteReference w:id="12"/>
       </w:r>
       <w:r>
         <w:t xml:space="preserve"> </w:t>
@@ -925,20 +2378,249 @@
         <w:t xml:space="preserve">Rather, Creditors Trust is exactly as it sounds, a trust created post-confirmation for the benefit of the creditors. (ECF Doc. 308, Art. 1.24). Although Creditors Trust desires to stand in the shoes of the debtor, it is not the debtor. As such, Section 108 does not apply to extend the time period for Creditors Trust to file an action against the Law Firm.</w:t>
       </w:r>
     </w:p>
-    <w:bookmarkEnd w:id="29"/>
-    <w:bookmarkEnd w:id="30"/>
-    <w:bookmarkStart w:id="31" w:name="X8bf73a820bd90923ac0962834a850e7f392b0d4"/>
-    <w:p>
-      <w:pPr>
-        <w:pStyle w:val="Heading3"/>
-      </w:pPr>
-      <w:r>
-        <w:t xml:space="preserve">B. ALLEGATIONS OF DEEPENING INSOLVENCY SHOULD BE STRICKEN AS NOT STATING A VIABLE BASIS FOR A CLAIM.</w:t>
-      </w:r>
-    </w:p>
-    <w:p>
-      <w:pPr>
-        <w:pStyle w:val="FirstParagraph"/>
+    <w:p>
+      <w:pPr>
+        <w:keepNext/>
+        <w:keepLines/>
+        <w:spacing w:before="0" w:after="0" w:line="480" w:lineRule="exact"/>
+        <w:ind w:left="0" w:firstLine="0"/>
+        <w:jc w:val="left"/>
+      </w:pPr>
+      <w:r>
+        <w:rPr>
+          <w:b/>
+          <w:bCs/>
+        </w:rPr>
+        <w:t xml:space="preserve">B.</w:t>
+      </w:r>
+      <w:r>
+        <w:rPr>
+          <w:b/>
+          <w:bCs/>
+        </w:rPr>
+        <w:t xml:space="preserve"> </w:t>
+      </w:r>
+      <w:r>
+        <w:rPr>
+          <w:b/>
+          <w:bCs/>
+        </w:rPr>
+        <w:t xml:space="preserve">ALLEGATIONS</w:t>
+      </w:r>
+      <w:r>
+        <w:rPr>
+          <w:b/>
+          <w:bCs/>
+        </w:rPr>
+        <w:t xml:space="preserve"> </w:t>
+      </w:r>
+      <w:r>
+        <w:rPr>
+          <w:b/>
+          <w:bCs/>
+        </w:rPr>
+        <w:t xml:space="preserve">OF</w:t>
+      </w:r>
+      <w:r>
+        <w:rPr>
+          <w:b/>
+          <w:bCs/>
+        </w:rPr>
+        <w:t xml:space="preserve"> </w:t>
+      </w:r>
+      <w:r>
+        <w:rPr>
+          <w:b/>
+          <w:bCs/>
+        </w:rPr>
+        <w:t xml:space="preserve">DEEPENING</w:t>
+      </w:r>
+      <w:r>
+        <w:rPr>
+          <w:b/>
+          <w:bCs/>
+        </w:rPr>
+        <w:t xml:space="preserve"> </w:t>
+      </w:r>
+      <w:r>
+        <w:rPr>
+          <w:b/>
+          <w:bCs/>
+        </w:rPr>
+        <w:t xml:space="preserve">INSOLVENCY</w:t>
+      </w:r>
+      <w:r>
+        <w:rPr>
+          <w:b/>
+          <w:bCs/>
+        </w:rPr>
+        <w:t xml:space="preserve"> </w:t>
+      </w:r>
+      <w:r>
+        <w:rPr>
+          <w:b/>
+          <w:bCs/>
+        </w:rPr>
+        <w:t xml:space="preserve">SHOULD</w:t>
+      </w:r>
+      <w:r>
+        <w:rPr>
+          <w:b/>
+          <w:bCs/>
+        </w:rPr>
+        <w:t xml:space="preserve"> </w:t>
+      </w:r>
+      <w:r>
+        <w:rPr>
+          <w:b/>
+          <w:bCs/>
+        </w:rPr>
+        <w:t xml:space="preserve">BE</w:t>
+      </w:r>
+      <w:r>
+        <w:rPr>
+          <w:b/>
+          <w:bCs/>
+        </w:rPr>
+        <w:t xml:space="preserve"> </w:t>
+      </w:r>
+      <w:r>
+        <w:rPr>
+          <w:b/>
+          <w:bCs/>
+        </w:rPr>
+        <w:t xml:space="preserve">STRICKEN</w:t>
+      </w:r>
+      <w:r>
+        <w:rPr>
+          <w:b/>
+          <w:bCs/>
+        </w:rPr>
+        <w:t xml:space="preserve"> </w:t>
+      </w:r>
+      <w:r>
+        <w:rPr>
+          <w:b/>
+          <w:bCs/>
+        </w:rPr>
+        <w:t xml:space="preserve">AS</w:t>
+      </w:r>
+      <w:r>
+        <w:rPr>
+          <w:b/>
+          <w:bCs/>
+        </w:rPr>
+        <w:t xml:space="preserve"> </w:t>
+      </w:r>
+      <w:r>
+        <w:rPr>
+          <w:b/>
+          <w:bCs/>
+        </w:rPr>
+        <w:t xml:space="preserve">NOT</w:t>
+      </w:r>
+      <w:r>
+        <w:rPr>
+          <w:b/>
+          <w:bCs/>
+        </w:rPr>
+        <w:t xml:space="preserve"> </w:t>
+      </w:r>
+      <w:r>
+        <w:rPr>
+          <w:b/>
+          <w:bCs/>
+        </w:rPr>
+        <w:t xml:space="preserve">STATING</w:t>
+      </w:r>
+      <w:r>
+        <w:rPr>
+          <w:b/>
+          <w:bCs/>
+        </w:rPr>
+        <w:t xml:space="preserve"> </w:t>
+      </w:r>
+      <w:r>
+        <w:rPr>
+          <w:b/>
+          <w:bCs/>
+        </w:rPr>
+        <w:t xml:space="preserve">A</w:t>
+      </w:r>
+      <w:r>
+        <w:rPr>
+          <w:b/>
+          <w:bCs/>
+        </w:rPr>
+        <w:t xml:space="preserve"> </w:t>
+      </w:r>
+      <w:r>
+        <w:rPr>
+          <w:b/>
+          <w:bCs/>
+        </w:rPr>
+        <w:t xml:space="preserve">VIABLE</w:t>
+      </w:r>
+      <w:r>
+        <w:rPr>
+          <w:b/>
+          <w:bCs/>
+        </w:rPr>
+        <w:t xml:space="preserve"> </w:t>
+      </w:r>
+      <w:r>
+        <w:rPr>
+          <w:b/>
+          <w:bCs/>
+        </w:rPr>
+        <w:t xml:space="preserve">BASIS</w:t>
+      </w:r>
+      <w:r>
+        <w:rPr>
+          <w:b/>
+          <w:bCs/>
+        </w:rPr>
+        <w:t xml:space="preserve"> </w:t>
+      </w:r>
+      <w:r>
+        <w:rPr>
+          <w:b/>
+          <w:bCs/>
+        </w:rPr>
+        <w:t xml:space="preserve">FOR</w:t>
+      </w:r>
+      <w:r>
+        <w:rPr>
+          <w:b/>
+          <w:bCs/>
+        </w:rPr>
+        <w:t xml:space="preserve"> </w:t>
+      </w:r>
+      <w:r>
+        <w:rPr>
+          <w:b/>
+          <w:bCs/>
+        </w:rPr>
+        <w:t xml:space="preserve">A</w:t>
+      </w:r>
+      <w:r>
+        <w:rPr>
+          <w:b/>
+          <w:bCs/>
+        </w:rPr>
+        <w:t xml:space="preserve"> </w:t>
+      </w:r>
+      <w:r>
+        <w:rPr>
+          <w:b/>
+          <w:bCs/>
+        </w:rPr>
+        <w:t xml:space="preserve">CLAIM.</w:t>
+      </w:r>
+    </w:p>
+    <w:p>
+      <w:pPr>
+        <w:pStyle w:val="BodyText"/>
       </w:pPr>
       <w:r>
         <w:t xml:space="preserve">Creditors Trust’s claim hints at a claim of deepening insolvency, although not expressly pled as a separate claim. Specifically, in paragraph 9 of the Complaint, Creditors Trust alleges that because of the Law Firm’s actions, Campbells suffered</w:t>
@@ -1053,19 +2735,305 @@
         <w:t xml:space="preserve">There are no allegations of fraud in the Complaint; nor could there be given the context of what occurred. If a claim of deepening insolvency is not viable, the allegations of damages based on a theory of deepening insolvency have no place in this litigation. Therefore, all averments of deepening insolvency, all damages based on deepening insolvency, and any claim for deepening insolvency must be stricken from the Complaint.</w:t>
       </w:r>
     </w:p>
-    <w:bookmarkEnd w:id="31"/>
-    <w:bookmarkStart w:id="33" w:name="Xb90918c4bd761fca46af5221a48199c14d0a06c"/>
-    <w:p>
-      <w:pPr>
-        <w:pStyle w:val="Heading3"/>
-      </w:pPr>
-      <w:r>
-        <w:t xml:space="preserve">C. PLAINTIFF’S ALLEGED VIOLATION OF ETHICS RULES IS IMPROPER AND FAILS TO STATE A CLAIM UPON WHICH RELIEF MAY BE BASED.</w:t>
-      </w:r>
-    </w:p>
-    <w:p>
-      <w:pPr>
-        <w:pStyle w:val="FirstParagraph"/>
+    <w:p>
+      <w:pPr>
+        <w:keepNext/>
+        <w:keepLines/>
+        <w:spacing w:before="0" w:after="0" w:line="480" w:lineRule="exact"/>
+        <w:ind w:left="0" w:firstLine="0"/>
+        <w:jc w:val="left"/>
+      </w:pPr>
+      <w:r>
+        <w:rPr>
+          <w:b/>
+          <w:bCs/>
+        </w:rPr>
+        <w:t xml:space="preserve">C.</w:t>
+      </w:r>
+      <w:r>
+        <w:rPr>
+          <w:b/>
+          <w:bCs/>
+        </w:rPr>
+        <w:t xml:space="preserve"> </w:t>
+      </w:r>
+      <w:r>
+        <w:rPr>
+          <w:b/>
+          <w:bCs/>
+        </w:rPr>
+        <w:t xml:space="preserve">PLAINTIFF’S</w:t>
+      </w:r>
+      <w:r>
+        <w:rPr>
+          <w:b/>
+          <w:bCs/>
+        </w:rPr>
+        <w:t xml:space="preserve"> </w:t>
+      </w:r>
+      <w:r>
+        <w:rPr>
+          <w:b/>
+          <w:bCs/>
+        </w:rPr>
+        <w:t xml:space="preserve">ALLEGED</w:t>
+      </w:r>
+      <w:r>
+        <w:rPr>
+          <w:b/>
+          <w:bCs/>
+        </w:rPr>
+        <w:t xml:space="preserve"> </w:t>
+      </w:r>
+      <w:r>
+        <w:rPr>
+          <w:b/>
+          <w:bCs/>
+        </w:rPr>
+        <w:t xml:space="preserve">VIOLATION</w:t>
+      </w:r>
+      <w:r>
+        <w:rPr>
+          <w:b/>
+          <w:bCs/>
+        </w:rPr>
+        <w:t xml:space="preserve"> </w:t>
+      </w:r>
+      <w:r>
+        <w:rPr>
+          <w:b/>
+          <w:bCs/>
+        </w:rPr>
+        <w:t xml:space="preserve">OF</w:t>
+      </w:r>
+      <w:r>
+        <w:rPr>
+          <w:b/>
+          <w:bCs/>
+        </w:rPr>
+        <w:t xml:space="preserve"> </w:t>
+      </w:r>
+      <w:r>
+        <w:rPr>
+          <w:b/>
+          <w:bCs/>
+        </w:rPr>
+        <w:t xml:space="preserve">ETHICS</w:t>
+      </w:r>
+      <w:r>
+        <w:rPr>
+          <w:b/>
+          <w:bCs/>
+        </w:rPr>
+        <w:t xml:space="preserve"> </w:t>
+      </w:r>
+      <w:r>
+        <w:rPr>
+          <w:b/>
+          <w:bCs/>
+        </w:rPr>
+        <w:t xml:space="preserve">RULES</w:t>
+      </w:r>
+      <w:r>
+        <w:rPr>
+          <w:b/>
+          <w:bCs/>
+        </w:rPr>
+        <w:t xml:space="preserve"> </w:t>
+      </w:r>
+      <w:r>
+        <w:rPr>
+          <w:b/>
+          <w:bCs/>
+        </w:rPr>
+        <w:t xml:space="preserve">IS</w:t>
+      </w:r>
+      <w:r>
+        <w:rPr>
+          <w:b/>
+          <w:bCs/>
+        </w:rPr>
+        <w:t xml:space="preserve"> </w:t>
+      </w:r>
+      <w:r>
+        <w:rPr>
+          <w:b/>
+          <w:bCs/>
+        </w:rPr>
+        <w:t xml:space="preserve">IMPROPER</w:t>
+      </w:r>
+      <w:r>
+        <w:rPr>
+          <w:b/>
+          <w:bCs/>
+        </w:rPr>
+        <w:t xml:space="preserve"> </w:t>
+      </w:r>
+      <w:r>
+        <w:rPr>
+          <w:b/>
+          <w:bCs/>
+        </w:rPr>
+        <w:t xml:space="preserve">AND</w:t>
+      </w:r>
+      <w:r>
+        <w:rPr>
+          <w:b/>
+          <w:bCs/>
+        </w:rPr>
+        <w:t xml:space="preserve"> </w:t>
+      </w:r>
+      <w:r>
+        <w:rPr>
+          <w:b/>
+          <w:bCs/>
+        </w:rPr>
+        <w:t xml:space="preserve">FAILS</w:t>
+      </w:r>
+      <w:r>
+        <w:rPr>
+          <w:b/>
+          <w:bCs/>
+        </w:rPr>
+        <w:t xml:space="preserve"> </w:t>
+      </w:r>
+      <w:r>
+        <w:rPr>
+          <w:b/>
+          <w:bCs/>
+        </w:rPr>
+        <w:t xml:space="preserve">TO</w:t>
+      </w:r>
+      <w:r>
+        <w:rPr>
+          <w:b/>
+          <w:bCs/>
+        </w:rPr>
+        <w:t xml:space="preserve"> </w:t>
+      </w:r>
+      <w:r>
+        <w:rPr>
+          <w:b/>
+          <w:bCs/>
+        </w:rPr>
+        <w:t xml:space="preserve">STATE</w:t>
+      </w:r>
+      <w:r>
+        <w:rPr>
+          <w:b/>
+          <w:bCs/>
+        </w:rPr>
+        <w:t xml:space="preserve"> </w:t>
+      </w:r>
+      <w:r>
+        <w:rPr>
+          <w:b/>
+          <w:bCs/>
+        </w:rPr>
+        <w:t xml:space="preserve">A</w:t>
+      </w:r>
+      <w:r>
+        <w:rPr>
+          <w:b/>
+          <w:bCs/>
+        </w:rPr>
+        <w:t xml:space="preserve"> </w:t>
+      </w:r>
+      <w:r>
+        <w:rPr>
+          <w:b/>
+          <w:bCs/>
+        </w:rPr>
+        <w:t xml:space="preserve">CLAIM</w:t>
+      </w:r>
+      <w:r>
+        <w:rPr>
+          <w:b/>
+          <w:bCs/>
+        </w:rPr>
+        <w:t xml:space="preserve"> </w:t>
+      </w:r>
+      <w:r>
+        <w:rPr>
+          <w:b/>
+          <w:bCs/>
+        </w:rPr>
+        <w:t xml:space="preserve">UPON</w:t>
+      </w:r>
+      <w:r>
+        <w:rPr>
+          <w:b/>
+          <w:bCs/>
+        </w:rPr>
+        <w:t xml:space="preserve"> </w:t>
+      </w:r>
+      <w:r>
+        <w:rPr>
+          <w:b/>
+          <w:bCs/>
+        </w:rPr>
+        <w:t xml:space="preserve">WHICH</w:t>
+      </w:r>
+      <w:r>
+        <w:rPr>
+          <w:b/>
+          <w:bCs/>
+        </w:rPr>
+        <w:t xml:space="preserve"> </w:t>
+      </w:r>
+      <w:r>
+        <w:rPr>
+          <w:b/>
+          <w:bCs/>
+        </w:rPr>
+        <w:t xml:space="preserve">RELIEF</w:t>
+      </w:r>
+      <w:r>
+        <w:rPr>
+          <w:b/>
+          <w:bCs/>
+        </w:rPr>
+        <w:t xml:space="preserve"> </w:t>
+      </w:r>
+      <w:r>
+        <w:rPr>
+          <w:b/>
+          <w:bCs/>
+        </w:rPr>
+        <w:t xml:space="preserve">MAY</w:t>
+      </w:r>
+      <w:r>
+        <w:rPr>
+          <w:b/>
+          <w:bCs/>
+        </w:rPr>
+        <w:t xml:space="preserve"> </w:t>
+      </w:r>
+      <w:r>
+        <w:rPr>
+          <w:b/>
+          <w:bCs/>
+        </w:rPr>
+        <w:t xml:space="preserve">BE</w:t>
+      </w:r>
+      <w:r>
+        <w:rPr>
+          <w:b/>
+          <w:bCs/>
+        </w:rPr>
+        <w:t xml:space="preserve"> </w:t>
+      </w:r>
+      <w:r>
+        <w:rPr>
+          <w:b/>
+          <w:bCs/>
+        </w:rPr>
+        <w:t xml:space="preserve">BASED.</w:t>
+      </w:r>
+    </w:p>
+    <w:p>
+      <w:pPr>
+        <w:pStyle w:val="BodyText"/>
       </w:pPr>
       <w:r>
         <w:t xml:space="preserve">As part of Count I, alleging legal malpractice, the Creditors Trust alleges multiple and generic violations of the Pennsylvania Rules of Professional Conduct, specifically, Rule 1.1 Competence, Rule 1.3 Diligence, Rule 1.4 Communications, Rule 1.7 Conflicts, Rule 2.1 Advisor and Rule 8.4 Misconduct.</w:t>
@@ -1074,7 +3042,7 @@
         <w:rPr>
           <w:rStyle w:val="FootnoteReference"/>
         </w:rPr>
-        <w:footnoteReference w:id="32"/>
+        <w:footnoteReference w:id="13"/>
       </w:r>
       <w:r>
         <w:t xml:space="preserve"> </w:t>
@@ -1094,7 +3062,7 @@
         <w:t xml:space="preserve"> </w:t>
       </w:r>
       <w:r>
-        <w:t xml:space="preserve">“Violation of a Rule should not itself give rise to a cause of action against a lawyer nor should it create any presumption in such case that a legal duty has been breached. . . . They are not designed to be a basis for civil liability.”</w:t>
+        <w:t xml:space="preserve">“Violation of a Rule should not itself give rise to a cause of action against a lawyer nor should it create any presumption in such case that a legal duty has been breached. . . . They are not designed to be a basis for civil liability.”</w:t>
       </w:r>
       <w:r>
         <w:t xml:space="preserve"> </w:t>
@@ -1113,19 +3081,333 @@
         <w:t xml:space="preserve">(emphasis supplied). Here, Creditors Trust, who was never a client of the Law Firm, is invoking the ethics rules improperly as a basis for substantive liability.</w:t>
       </w:r>
     </w:p>
-    <w:bookmarkEnd w:id="33"/>
-    <w:bookmarkStart w:id="34" w:name="X8aec3dda79158df84fdac2d4da330805fe10f77"/>
-    <w:p>
-      <w:pPr>
-        <w:pStyle w:val="Heading3"/>
-      </w:pPr>
-      <w:r>
-        <w:t xml:space="preserve">D. CREDITORS TRUST IS NOT ENTITLED TO RESERVE THE RIGHT TO FILE ADDITIONAL CLAIMS AND SUCH RESERVATION SHOULD BE STRICKEN FROM ITS COMPLAINT.</w:t>
-      </w:r>
-    </w:p>
-    <w:p>
-      <w:pPr>
-        <w:pStyle w:val="FirstParagraph"/>
+    <w:p>
+      <w:pPr>
+        <w:keepNext/>
+        <w:keepLines/>
+        <w:spacing w:before="0" w:after="0" w:line="480" w:lineRule="exact"/>
+        <w:ind w:left="0" w:firstLine="0"/>
+        <w:jc w:val="left"/>
+      </w:pPr>
+      <w:r>
+        <w:rPr>
+          <w:b/>
+          <w:bCs/>
+        </w:rPr>
+        <w:t xml:space="preserve">D.</w:t>
+      </w:r>
+      <w:r>
+        <w:rPr>
+          <w:b/>
+          <w:bCs/>
+        </w:rPr>
+        <w:t xml:space="preserve"> </w:t>
+      </w:r>
+      <w:r>
+        <w:rPr>
+          <w:b/>
+          <w:bCs/>
+        </w:rPr>
+        <w:t xml:space="preserve">CREDITORS</w:t>
+      </w:r>
+      <w:r>
+        <w:rPr>
+          <w:b/>
+          <w:bCs/>
+        </w:rPr>
+        <w:t xml:space="preserve"> </w:t>
+      </w:r>
+      <w:r>
+        <w:rPr>
+          <w:b/>
+          <w:bCs/>
+        </w:rPr>
+        <w:t xml:space="preserve">TRUST</w:t>
+      </w:r>
+      <w:r>
+        <w:rPr>
+          <w:b/>
+          <w:bCs/>
+        </w:rPr>
+        <w:t xml:space="preserve"> </w:t>
+      </w:r>
+      <w:r>
+        <w:rPr>
+          <w:b/>
+          <w:bCs/>
+        </w:rPr>
+        <w:t xml:space="preserve">IS</w:t>
+      </w:r>
+      <w:r>
+        <w:rPr>
+          <w:b/>
+          <w:bCs/>
+        </w:rPr>
+        <w:t xml:space="preserve"> </w:t>
+      </w:r>
+      <w:r>
+        <w:rPr>
+          <w:b/>
+          <w:bCs/>
+        </w:rPr>
+        <w:t xml:space="preserve">NOT</w:t>
+      </w:r>
+      <w:r>
+        <w:rPr>
+          <w:b/>
+          <w:bCs/>
+        </w:rPr>
+        <w:t xml:space="preserve"> </w:t>
+      </w:r>
+      <w:r>
+        <w:rPr>
+          <w:b/>
+          <w:bCs/>
+        </w:rPr>
+        <w:t xml:space="preserve">ENTITLED</w:t>
+      </w:r>
+      <w:r>
+        <w:rPr>
+          <w:b/>
+          <w:bCs/>
+        </w:rPr>
+        <w:t xml:space="preserve"> </w:t>
+      </w:r>
+      <w:r>
+        <w:rPr>
+          <w:b/>
+          <w:bCs/>
+        </w:rPr>
+        <w:t xml:space="preserve">TO</w:t>
+      </w:r>
+      <w:r>
+        <w:rPr>
+          <w:b/>
+          <w:bCs/>
+        </w:rPr>
+        <w:t xml:space="preserve"> </w:t>
+      </w:r>
+      <w:r>
+        <w:rPr>
+          <w:b/>
+          <w:bCs/>
+        </w:rPr>
+        <w:t xml:space="preserve">RESERVE</w:t>
+      </w:r>
+      <w:r>
+        <w:rPr>
+          <w:b/>
+          <w:bCs/>
+        </w:rPr>
+        <w:t xml:space="preserve"> </w:t>
+      </w:r>
+      <w:r>
+        <w:rPr>
+          <w:b/>
+          <w:bCs/>
+        </w:rPr>
+        <w:t xml:space="preserve">THE</w:t>
+      </w:r>
+      <w:r>
+        <w:rPr>
+          <w:b/>
+          <w:bCs/>
+        </w:rPr>
+        <w:t xml:space="preserve"> </w:t>
+      </w:r>
+      <w:r>
+        <w:rPr>
+          <w:b/>
+          <w:bCs/>
+        </w:rPr>
+        <w:t xml:space="preserve">RIGHT</w:t>
+      </w:r>
+      <w:r>
+        <w:rPr>
+          <w:b/>
+          <w:bCs/>
+        </w:rPr>
+        <w:t xml:space="preserve"> </w:t>
+      </w:r>
+      <w:r>
+        <w:rPr>
+          <w:b/>
+          <w:bCs/>
+        </w:rPr>
+        <w:t xml:space="preserve">TO</w:t>
+      </w:r>
+      <w:r>
+        <w:rPr>
+          <w:b/>
+          <w:bCs/>
+        </w:rPr>
+        <w:t xml:space="preserve"> </w:t>
+      </w:r>
+      <w:r>
+        <w:rPr>
+          <w:b/>
+          <w:bCs/>
+        </w:rPr>
+        <w:t xml:space="preserve">FILE</w:t>
+      </w:r>
+      <w:r>
+        <w:rPr>
+          <w:b/>
+          <w:bCs/>
+        </w:rPr>
+        <w:t xml:space="preserve"> </w:t>
+      </w:r>
+      <w:r>
+        <w:rPr>
+          <w:b/>
+          <w:bCs/>
+        </w:rPr>
+        <w:t xml:space="preserve">ADDITIONAL</w:t>
+      </w:r>
+      <w:r>
+        <w:rPr>
+          <w:b/>
+          <w:bCs/>
+        </w:rPr>
+        <w:t xml:space="preserve"> </w:t>
+      </w:r>
+      <w:r>
+        <w:rPr>
+          <w:b/>
+          <w:bCs/>
+        </w:rPr>
+        <w:t xml:space="preserve">CLAIMS</w:t>
+      </w:r>
+      <w:r>
+        <w:rPr>
+          <w:b/>
+          <w:bCs/>
+        </w:rPr>
+        <w:t xml:space="preserve"> </w:t>
+      </w:r>
+      <w:r>
+        <w:rPr>
+          <w:b/>
+          <w:bCs/>
+        </w:rPr>
+        <w:t xml:space="preserve">AND</w:t>
+      </w:r>
+      <w:r>
+        <w:rPr>
+          <w:b/>
+          <w:bCs/>
+        </w:rPr>
+        <w:t xml:space="preserve"> </w:t>
+      </w:r>
+      <w:r>
+        <w:rPr>
+          <w:b/>
+          <w:bCs/>
+        </w:rPr>
+        <w:t xml:space="preserve">SUCH</w:t>
+      </w:r>
+      <w:r>
+        <w:rPr>
+          <w:b/>
+          <w:bCs/>
+        </w:rPr>
+        <w:t xml:space="preserve"> </w:t>
+      </w:r>
+      <w:r>
+        <w:rPr>
+          <w:b/>
+          <w:bCs/>
+        </w:rPr>
+        <w:t xml:space="preserve">RESERVATION</w:t>
+      </w:r>
+      <w:r>
+        <w:rPr>
+          <w:b/>
+          <w:bCs/>
+        </w:rPr>
+        <w:t xml:space="preserve"> </w:t>
+      </w:r>
+      <w:r>
+        <w:rPr>
+          <w:b/>
+          <w:bCs/>
+        </w:rPr>
+        <w:t xml:space="preserve">SHOULD</w:t>
+      </w:r>
+      <w:r>
+        <w:rPr>
+          <w:b/>
+          <w:bCs/>
+        </w:rPr>
+        <w:t xml:space="preserve"> </w:t>
+      </w:r>
+      <w:r>
+        <w:rPr>
+          <w:b/>
+          <w:bCs/>
+        </w:rPr>
+        <w:t xml:space="preserve">BE</w:t>
+      </w:r>
+      <w:r>
+        <w:rPr>
+          <w:b/>
+          <w:bCs/>
+        </w:rPr>
+        <w:t xml:space="preserve"> </w:t>
+      </w:r>
+      <w:r>
+        <w:rPr>
+          <w:b/>
+          <w:bCs/>
+        </w:rPr>
+        <w:t xml:space="preserve">STRICKEN</w:t>
+      </w:r>
+      <w:r>
+        <w:rPr>
+          <w:b/>
+          <w:bCs/>
+        </w:rPr>
+        <w:t xml:space="preserve"> </w:t>
+      </w:r>
+      <w:r>
+        <w:rPr>
+          <w:b/>
+          <w:bCs/>
+        </w:rPr>
+        <w:t xml:space="preserve">FROM</w:t>
+      </w:r>
+      <w:r>
+        <w:rPr>
+          <w:b/>
+          <w:bCs/>
+        </w:rPr>
+        <w:t xml:space="preserve"> </w:t>
+      </w:r>
+      <w:r>
+        <w:rPr>
+          <w:b/>
+          <w:bCs/>
+        </w:rPr>
+        <w:t xml:space="preserve">ITS</w:t>
+      </w:r>
+      <w:r>
+        <w:rPr>
+          <w:b/>
+          <w:bCs/>
+        </w:rPr>
+        <w:t xml:space="preserve"> </w:t>
+      </w:r>
+      <w:r>
+        <w:rPr>
+          <w:b/>
+          <w:bCs/>
+        </w:rPr>
+        <w:t xml:space="preserve">COMPLAINT.</w:t>
+      </w:r>
+    </w:p>
+    <w:p>
+      <w:pPr>
+        <w:pStyle w:val="BodyText"/>
       </w:pPr>
       <w:r>
         <w:t xml:space="preserve">The Creditors Trust’s Complaint contains a reservation of rights as follows:</w:t>
@@ -1158,7 +3440,7 @@
           <w:i/>
           <w:iCs/>
         </w:rPr>
-        <w:t xml:space="preserve">See, Avocent Redmond Corp. v. United States</w:t>
+        <w:t xml:space="preserve">See, Avocent Redmond Corp. v. United States</w:t>
       </w:r>
       <w:r>
         <w:t xml:space="preserve">, 85 Fed. Cl. 724, 726 (2009);</w:t>
@@ -1171,46 +3453,44 @@
           <w:i/>
           <w:iCs/>
         </w:rPr>
-        <w:t xml:space="preserve">Paducah River Painting, Inc. v. McNational Inc.</w:t>
-      </w:r>
-      <w:r>
-        <w:t xml:space="preserve">, 2011 WL 5525938, at</w:t>
-      </w:r>
-      <w:r>
-        <w:t xml:space="preserve"> </w:t>
-      </w:r>
-      <w:r>
-        <w:rPr>
-          <w:i/>
-          <w:iCs/>
-        </w:rPr>
-        <w:t xml:space="preserve">5 (W.D. Ky. Nov. 14, 2011). Defendants are entitled to know the nature of the claim. If Creditors Trust believes that at some future time, there is a need for amendment, it may follow the procedural requirements of the Federal Rules to attempt to make such amendment.</w:t>
-      </w:r>
-      <w:r>
-        <w:rPr>
-          <w:i/>
-          <w:iCs/>
-        </w:rPr>
-        <w:t xml:space="preserve"> </w:t>
-      </w:r>
-      <w:r>
-        <w:t xml:space="preserve">See*, FRCP 15.</w:t>
-      </w:r>
-    </w:p>
-    <w:bookmarkEnd w:id="34"/>
-    <w:bookmarkEnd w:id="35"/>
-    <w:bookmarkStart w:id="36" w:name="conclusion"/>
-    <w:p>
-      <w:pPr>
-        <w:pStyle w:val="Heading2"/>
-      </w:pPr>
-      <w:r>
+        <w:t xml:space="preserve">Paducah River Painting, Inc. v. McNational Inc.</w:t>
+      </w:r>
+      <w:r>
+        <w:t xml:space="preserve">, 2011 WL 5525938, at *5 (W.D. Ky. Nov. 14, 2011). Defendants are entitled to know the nature of the claim. If Creditors Trust believes that at some future time, there is a need for amendment, it may follow the procedural requirements of the Federal Rules to attempt to make such amendment.</w:t>
+      </w:r>
+      <w:r>
+        <w:t xml:space="preserve"> </w:t>
+      </w:r>
+      <w:r>
+        <w:rPr>
+          <w:i/>
+          <w:iCs/>
+        </w:rPr>
+        <w:t xml:space="preserve">See</w:t>
+      </w:r>
+      <w:r>
+        <w:t xml:space="preserve">, FRCP 15.</w:t>
+      </w:r>
+    </w:p>
+    <w:p>
+      <w:pPr>
+        <w:keepNext/>
+        <w:keepLines/>
+        <w:spacing w:before="0" w:after="0" w:line="480" w:lineRule="exact"/>
+        <w:ind w:left="0" w:firstLine="0"/>
+        <w:jc w:val="center"/>
+      </w:pPr>
+      <w:r>
+        <w:rPr>
+          <w:b/>
+          <w:bCs/>
+        </w:rPr>
         <w:t xml:space="preserve">CONCLUSION</w:t>
       </w:r>
     </w:p>
     <w:p>
       <w:pPr>
-        <w:pStyle w:val="FirstParagraph"/>
+        <w:pStyle w:val="BodyText"/>
       </w:pPr>
       <w:r>
         <w:t xml:space="preserve">Defendants respectfully request that the Court grants their Motion to Dismiss for the reasons stated above and in the Motion itself and enter judgment in their favor and against Plaintiff.</w:t>
@@ -1218,7 +3498,7 @@
     </w:p>
     <w:p>
       <w:pPr>
-        <w:pStyle w:val="BodyText"/>
+        <w:pStyle w:val="BodyTextKeep"/>
       </w:pPr>
       <w:r>
         <w:t xml:space="preserve">JURY TRIAL DEMANDED</w:t>
@@ -1226,9 +3506,11 @@
     </w:p>
     <w:p>
       <w:pPr>
-        <w:pStyle w:val="Single"/>
         <w:keepNext/>
-        <w:spacing w:before="351" w:after="0" w:line="299" w:lineRule="exact"/>
+        <w:keepLines/>
+        <w:spacing w:before="480" w:after="0" w:line="276" w:lineRule="exact"/>
+        <w:ind w:left="0" w:firstLine="0"/>
+        <w:jc w:val="left"/>
       </w:pPr>
       <w:r>
         <w:t xml:space="preserve">Respectfully submitted,</w:t>
@@ -1236,69 +3518,163 @@
     </w:p>
     <w:p>
       <w:pPr>
-        <w:pStyle w:val="Single"/>
         <w:keepNext/>
-        <w:spacing w:before="351" w:after="0" w:line="299" w:lineRule="exact"/>
-      </w:pPr>
-      <w:r>
-        <w:t xml:space="preserve">DIBELLA WEINHEIMER</w:t>
-      </w:r>
-    </w:p>
-    <w:p>
-      <w:pPr>
-        <w:pStyle w:val="Single"/>
+        <w:keepLines/>
+        <w:spacing w:before="276" w:after="0" w:line="276" w:lineRule="exact"/>
+        <w:ind w:left="0" w:firstLine="0"/>
+        <w:jc w:val="left"/>
+      </w:pPr>
+      <w:r>
+        <w:t xml:space="preserve">DIBELLA</w:t>
+      </w:r>
+      <w:r>
+        <w:t xml:space="preserve"> </w:t>
+      </w:r>
+      <w:r>
+        <w:t xml:space="preserve">WEINHEIMER</w:t>
+      </w:r>
+    </w:p>
+    <w:p>
+      <w:pPr>
         <w:keepNext/>
-        <w:spacing w:before="0" w:after="0" w:line="299" w:lineRule="exact"/>
-      </w:pPr>
-      <w:r>
-        <w:t xml:space="preserve">Law &amp; Finance Building</w:t>
-      </w:r>
-    </w:p>
-    <w:p>
-      <w:pPr>
-        <w:pStyle w:val="Single"/>
+        <w:keepLines/>
+        <w:spacing w:before="0" w:after="0" w:line="276" w:lineRule="exact"/>
+        <w:ind w:left="0" w:firstLine="0"/>
+        <w:jc w:val="left"/>
+      </w:pPr>
+      <w:r>
+        <w:t xml:space="preserve">Law</w:t>
+      </w:r>
+      <w:r>
+        <w:t xml:space="preserve"> </w:t>
+      </w:r>
+      <w:r>
+        <w:t xml:space="preserve">&amp;</w:t>
+      </w:r>
+      <w:r>
+        <w:t xml:space="preserve"> </w:t>
+      </w:r>
+      <w:r>
+        <w:t xml:space="preserve">Finance</w:t>
+      </w:r>
+      <w:r>
+        <w:t xml:space="preserve"> </w:t>
+      </w:r>
+      <w:r>
+        <w:t xml:space="preserve">Building</w:t>
+      </w:r>
+    </w:p>
+    <w:p>
+      <w:pPr>
         <w:keepNext/>
-        <w:spacing w:before="0" w:after="0" w:line="299" w:lineRule="exact"/>
-      </w:pPr>
-      <w:r>
-        <w:t xml:space="preserve">429 Fourth Avenue, Suite 200</w:t>
-      </w:r>
-    </w:p>
-    <w:p>
-      <w:pPr>
-        <w:pStyle w:val="Single"/>
+        <w:keepLines/>
+        <w:spacing w:before="0" w:after="0" w:line="276" w:lineRule="exact"/>
+        <w:ind w:left="0" w:firstLine="0"/>
+        <w:jc w:val="left"/>
+      </w:pPr>
+      <w:r>
+        <w:t xml:space="preserve">429</w:t>
+      </w:r>
+      <w:r>
+        <w:t xml:space="preserve"> </w:t>
+      </w:r>
+      <w:r>
+        <w:t xml:space="preserve">Fourth</w:t>
+      </w:r>
+      <w:r>
+        <w:t xml:space="preserve"> </w:t>
+      </w:r>
+      <w:r>
+        <w:t xml:space="preserve">Avenue,</w:t>
+      </w:r>
+      <w:r>
+        <w:t xml:space="preserve"> </w:t>
+      </w:r>
+      <w:r>
+        <w:t xml:space="preserve">Suite</w:t>
+      </w:r>
+      <w:r>
+        <w:t xml:space="preserve"> </w:t>
+      </w:r>
+      <w:r>
+        <w:t xml:space="preserve">200</w:t>
+      </w:r>
+    </w:p>
+    <w:p>
+      <w:pPr>
         <w:keepNext/>
-        <w:spacing w:before="0" w:after="0" w:line="299" w:lineRule="exact"/>
-      </w:pPr>
-      <w:r>
-        <w:t xml:space="preserve">Pittsburgh, PA 15219</w:t>
-      </w:r>
-    </w:p>
-    <w:p>
-      <w:pPr>
-        <w:pStyle w:val="Single"/>
+        <w:keepLines/>
+        <w:spacing w:before="0" w:after="0" w:line="276" w:lineRule="exact"/>
+        <w:ind w:left="0" w:firstLine="0"/>
+        <w:jc w:val="left"/>
+      </w:pPr>
+      <w:r>
+        <w:t xml:space="preserve">Pittsburgh,</w:t>
+      </w:r>
+      <w:r>
+        <w:t xml:space="preserve"> </w:t>
+      </w:r>
+      <w:r>
+        <w:t xml:space="preserve">PA</w:t>
+      </w:r>
+      <w:r>
+        <w:t xml:space="preserve"> </w:t>
+      </w:r>
+      <w:r>
+        <w:t xml:space="preserve">15219</w:t>
+      </w:r>
+    </w:p>
+    <w:p>
+      <w:pPr>
         <w:keepNext/>
-        <w:spacing w:before="0" w:after="0" w:line="299" w:lineRule="exact"/>
-      </w:pPr>
-      <w:r>
-        <w:t xml:space="preserve">Phone: 412-261-2900</w:t>
-      </w:r>
-    </w:p>
-    <w:p>
-      <w:pPr>
-        <w:pStyle w:val="Single"/>
+        <w:keepLines/>
+        <w:spacing w:before="0" w:after="0" w:line="276" w:lineRule="exact"/>
+        <w:ind w:left="0" w:firstLine="0"/>
+        <w:jc w:val="left"/>
+      </w:pPr>
+      <w:r>
+        <w:t xml:space="preserve">Phone:</w:t>
+      </w:r>
+      <w:r>
+        <w:t xml:space="preserve"> </w:t>
+      </w:r>
+      <w:r>
+        <w:t xml:space="preserve">412</w:t>
+        <w:noBreakHyphen/>
+        <w:t xml:space="preserve">261</w:t>
+        <w:noBreakHyphen/>
+        <w:t xml:space="preserve">2900</w:t>
+      </w:r>
+    </w:p>
+    <w:p>
+      <w:pPr>
         <w:keepNext/>
-        <w:spacing w:before="0" w:after="0" w:line="299" w:lineRule="exact"/>
-      </w:pPr>
-      <w:r>
-        <w:t xml:space="preserve">Fax: 412-261-3222</w:t>
-      </w:r>
-    </w:p>
-    <w:p>
-      <w:pPr>
-        <w:pStyle w:val="Single"/>
+        <w:keepLines/>
+        <w:spacing w:before="0" w:after="0" w:line="276" w:lineRule="exact"/>
+        <w:ind w:left="0" w:firstLine="0"/>
+        <w:jc w:val="left"/>
+      </w:pPr>
+      <w:r>
+        <w:t xml:space="preserve">Fax:</w:t>
+      </w:r>
+      <w:r>
+        <w:t xml:space="preserve"> </w:t>
+      </w:r>
+      <w:r>
+        <w:t xml:space="preserve">412</w:t>
+        <w:noBreakHyphen/>
+        <w:t xml:space="preserve">261</w:t>
+        <w:noBreakHyphen/>
+        <w:t xml:space="preserve">3222</w:t>
+      </w:r>
+    </w:p>
+    <w:p>
+      <w:pPr>
         <w:keepNext/>
-        <w:spacing w:before="351" w:after="0" w:line="299" w:lineRule="exact"/>
+        <w:keepLines/>
+        <w:spacing w:before="276" w:after="0" w:line="276" w:lineRule="exact"/>
+        <w:ind w:left="0" w:firstLine="0"/>
+        <w:jc w:val="left"/>
       </w:pPr>
       <w:r>
         <w:t xml:space="preserve">/s/Holly M. Whalen, Esquire</w:t>
@@ -1306,19 +3682,35 @@
     </w:p>
     <w:p>
       <w:pPr>
-        <w:pStyle w:val="Single"/>
         <w:keepNext/>
-        <w:spacing w:before="0" w:after="0" w:line="299" w:lineRule="exact"/>
-      </w:pPr>
-      <w:r>
-        <w:t xml:space="preserve">Pa. ID #84878</w:t>
-      </w:r>
-    </w:p>
-    <w:p>
-      <w:pPr>
-        <w:pStyle w:val="Single"/>
+        <w:keepLines/>
+        <w:spacing w:before="0" w:after="0" w:line="276" w:lineRule="exact"/>
+        <w:ind w:left="0" w:firstLine="0"/>
+        <w:jc w:val="left"/>
+      </w:pPr>
+      <w:r>
+        <w:t xml:space="preserve">Pa.</w:t>
+      </w:r>
+      <w:r>
+        <w:t xml:space="preserve"> </w:t>
+      </w:r>
+      <w:r>
+        <w:t xml:space="preserve">ID</w:t>
+      </w:r>
+      <w:r>
+        <w:t xml:space="preserve"> </w:t>
+      </w:r>
+      <w:r>
+        <w:t xml:space="preserve">#84878</w:t>
+      </w:r>
+    </w:p>
+    <w:p>
+      <w:pPr>
         <w:keepNext/>
-        <w:spacing w:before="0" w:after="0" w:line="299" w:lineRule="exact"/>
+        <w:keepLines/>
+        <w:spacing w:before="0" w:after="0" w:line="276" w:lineRule="exact"/>
+        <w:ind w:left="0" w:firstLine="0"/>
+        <w:jc w:val="left"/>
       </w:pPr>
       <w:r>
         <w:t xml:space="preserve">hmw@whc-pc.com</w:t>
@@ -1326,9 +3718,11 @@
     </w:p>
     <w:p>
       <w:pPr>
-        <w:pStyle w:val="Single"/>
         <w:keepNext/>
-        <w:spacing w:before="0" w:after="0" w:line="299" w:lineRule="exact"/>
+        <w:keepLines/>
+        <w:spacing w:before="0" w:after="0" w:line="276" w:lineRule="exact"/>
+        <w:ind w:left="0" w:firstLine="0"/>
+        <w:jc w:val="left"/>
       </w:pPr>
       <w:r>
         <w:t xml:space="preserve">hwhalen@d-wlaw.com</w:t>
@@ -1336,9 +3730,11 @@
     </w:p>
     <w:p>
       <w:pPr>
-        <w:pStyle w:val="Single"/>
         <w:keepNext/>
-        <w:spacing w:before="351" w:after="0" w:line="299" w:lineRule="exact"/>
+        <w:keepLines/>
+        <w:spacing w:before="276" w:after="0" w:line="276" w:lineRule="exact"/>
+        <w:ind w:left="0" w:firstLine="0"/>
+        <w:jc w:val="left"/>
       </w:pPr>
       <w:r>
         <w:t xml:space="preserve">Bethann R. Lloyd</w:t>
@@ -1346,19 +3742,35 @@
     </w:p>
     <w:p>
       <w:pPr>
-        <w:pStyle w:val="Single"/>
         <w:keepNext/>
-        <w:spacing w:before="0" w:after="0" w:line="299" w:lineRule="exact"/>
-      </w:pPr>
-      <w:r>
-        <w:t xml:space="preserve">Pa. ID #77385</w:t>
-      </w:r>
-    </w:p>
-    <w:p>
-      <w:pPr>
-        <w:pStyle w:val="Single"/>
+        <w:keepLines/>
+        <w:spacing w:before="0" w:after="0" w:line="276" w:lineRule="exact"/>
+        <w:ind w:left="0" w:firstLine="0"/>
+        <w:jc w:val="left"/>
+      </w:pPr>
+      <w:r>
+        <w:t xml:space="preserve">Pa.</w:t>
+      </w:r>
+      <w:r>
+        <w:t xml:space="preserve"> </w:t>
+      </w:r>
+      <w:r>
+        <w:t xml:space="preserve">ID</w:t>
+      </w:r>
+      <w:r>
+        <w:t xml:space="preserve"> </w:t>
+      </w:r>
+      <w:r>
+        <w:t xml:space="preserve">#77385</w:t>
+      </w:r>
+    </w:p>
+    <w:p>
+      <w:pPr>
         <w:keepNext/>
-        <w:spacing w:before="0" w:after="0" w:line="299" w:lineRule="exact"/>
+        <w:keepLines/>
+        <w:spacing w:before="0" w:after="0" w:line="276" w:lineRule="exact"/>
+        <w:ind w:left="0" w:firstLine="0"/>
+        <w:jc w:val="left"/>
       </w:pPr>
       <w:r>
         <w:t xml:space="preserve">brl@whc-pc.com</w:t>
@@ -1366,9 +3778,11 @@
     </w:p>
     <w:p>
       <w:pPr>
-        <w:pStyle w:val="Single"/>
         <w:keepNext/>
-        <w:spacing w:before="0" w:after="0" w:line="299" w:lineRule="exact"/>
+        <w:keepLines/>
+        <w:spacing w:before="0" w:after="0" w:line="276" w:lineRule="exact"/>
+        <w:ind w:left="0" w:firstLine="0"/>
+        <w:jc w:val="left"/>
       </w:pPr>
       <w:r>
         <w:t xml:space="preserve">blloyd@d-wlaw.com</w:t>
@@ -1376,9 +3790,11 @@
     </w:p>
     <w:p>
       <w:pPr>
-        <w:pStyle w:val="Single"/>
         <w:keepNext/>
-        <w:spacing w:before="351" w:after="0" w:line="299" w:lineRule="exact"/>
+        <w:keepLines/>
+        <w:spacing w:before="276" w:after="0" w:line="276" w:lineRule="exact"/>
+        <w:ind w:left="0" w:firstLine="0"/>
+        <w:jc w:val="left"/>
       </w:pPr>
       <w:r>
         <w:t xml:space="preserve">Katherine P. Berquist, Esquire</w:t>
@@ -1386,28 +3802,43 @@
     </w:p>
     <w:p>
       <w:pPr>
-        <w:pStyle w:val="Single"/>
         <w:keepNext/>
-        <w:spacing w:before="0" w:after="0" w:line="299" w:lineRule="exact"/>
-      </w:pPr>
-      <w:r>
-        <w:t xml:space="preserve">Pa. ID #94654</w:t>
-      </w:r>
-    </w:p>
-    <w:p>
-      <w:pPr>
-        <w:pStyle w:val="Single"/>
-        <w:spacing w:before="0" w:after="0" w:line="299" w:lineRule="exact"/>
+        <w:keepLines/>
+        <w:spacing w:before="0" w:after="0" w:line="276" w:lineRule="exact"/>
+        <w:ind w:left="0" w:firstLine="0"/>
+        <w:jc w:val="left"/>
+      </w:pPr>
+      <w:r>
+        <w:t xml:space="preserve">Pa.</w:t>
+      </w:r>
+      <w:r>
+        <w:t xml:space="preserve"> </w:t>
+      </w:r>
+      <w:r>
+        <w:t xml:space="preserve">ID</w:t>
+      </w:r>
+      <w:r>
+        <w:t xml:space="preserve"> </w:t>
+      </w:r>
+      <w:r>
+        <w:t xml:space="preserve">#94654</w:t>
+      </w:r>
+    </w:p>
+    <w:p>
+      <w:pPr>
+        <w:spacing w:before="0" w:after="0" w:line="276" w:lineRule="exact"/>
+        <w:ind w:left="0" w:firstLine="0"/>
+        <w:jc w:val="left"/>
       </w:pPr>
       <w:r>
         <w:t xml:space="preserve">kpb@whc-pc.com</w:t>
       </w:r>
     </w:p>
-    <w:bookmarkEnd w:id="36"/>
     <w:sectPr>
-      <w:footerReference r:id="rId9" w:type="default"/>
-      <w:pgSz w:h="15840" w:w="12240"/>
-      <w:pgMar w:bottom="1440" w:footer="720" w:gutter="0" w:header="720" w:left="1440" w:right="1440" w:top="1440"/>
+      <w:footerReference w:type="default" r:id="rIdPawbFooter"/>
+      <w:pgSz w:w="12240" w:h="15840"/>
+      <w:pgMar w:top="1440" w:right="1440" w:bottom="1440" w:left="1440" w:header="720" w:footer="720" w:gutter="0"/>
+      <w:pgNumType w:fmt="decimal" w:start="1"/>
     </w:sectPr>
   </w:body>
 </w:document>
@@ -1421,7 +3852,7 @@
 <w:ftr xmlns:w="http://schemas.openxmlformats.org/wordprocessingml/2006/main" xmlns:r="http://schemas.openxmlformats.org/officeDocument/2006/relationships">
   <w:p>
     <w:pPr>
-      <w:pStyle w:val="Footer"/>
+      <w:jc w:val="center"/>
     </w:pPr>
     <w:r>
       <w:fldChar w:fldCharType="begin"/>
@@ -1458,7 +3889,7 @@
       </w:r>
     </w:p>
   </w:footnote>
-  <w:footnote w:id="22">
+  <w:footnote w:id="9">
     <w:p>
       <w:pPr>
         <w:pStyle w:val="FootnoteText"/>
@@ -1477,7 +3908,7 @@
       </w:r>
     </w:p>
   </w:footnote>
-  <w:footnote w:id="23">
+  <w:footnote w:id="10">
     <w:p>
       <w:pPr>
         <w:pStyle w:val="FootnoteText"/>
@@ -1501,7 +3932,13 @@
         <w:t xml:space="preserve">“Sale Motion”</w:t>
       </w:r>
       <w:r>
-        <w:t xml:space="preserve">, bid procedures, auction and other proceedings occurred in the case of In Re Unique Ventures Group, LLC, Bankruptcy Docket 17-20526 (</w:t>
+        <w:t xml:space="preserve">, bid procedures, auction and other proceedings occurred in the case of In Re Unique Ventures Group, LLC, Bankruptcy Docket 17</w:t>
+      </w:r>
+      <w:r>
+        <w:noBreakHyphen/>
+      </w:r>
+      <w:r>
+        <w:t xml:space="preserve">20526 (</w:t>
       </w:r>
       <w:r>
         <w:t xml:space="preserve">“UV Dkt.”</w:t>
@@ -1523,7 +3960,7 @@
       </w:r>
     </w:p>
   </w:footnote>
-  <w:footnote w:id="24">
+  <w:footnote w:id="11">
     <w:p>
       <w:pPr>
         <w:pStyle w:val="FootnoteText"/>
@@ -1551,11 +3988,11 @@
         <w:t xml:space="preserve">In re Trichilo</w:t>
       </w:r>
       <w:r>
-        <w:t xml:space="preserve">, 540 B.R. 547, 549 (Bankr. M.D. Pa. 2015).</w:t>
+        <w:t xml:space="preserve">, 540 B.R. 547, 549 (Bankr. M.D. Pa. 2015).</w:t>
       </w:r>
     </w:p>
   </w:footnote>
-  <w:footnote w:id="28">
+  <w:footnote w:id="12">
     <w:p>
       <w:pPr>
         <w:pStyle w:val="FootnoteText"/>
@@ -1587,7 +4024,7 @@
       </w:r>
     </w:p>
   </w:footnote>
-  <w:footnote w:id="32">
+  <w:footnote w:id="13">
     <w:p>
       <w:pPr>
         <w:pStyle w:val="FootnoteText"/>
@@ -1619,6 +4056,99 @@
     </w:p>
   </w:footnote>
 </w:footnotes>
+</file>
+
+<file path=word/ftr-add.xml><?xml version="1.0" encoding="utf-8"?>
+<w:ftr xmlns:w="http://schemas.openxmlformats.org/wordprocessingml/2006/main" xmlns:r="http://schemas.openxmlformats.org/officeDocument/2006/relationships">
+  <w:p>
+    <w:pPr>
+      <w:spacing w:before="0" w:after="0"/>
+      <w:jc w:val="center"/>
+    </w:pPr>
+    <w:r>
+      <w:t>Add-</w:t>
+    </w:r>
+    <w:r>
+      <w:fldChar w:fldCharType="begin"/>
+    </w:r>
+    <w:r>
+      <w:instrText xml:space="preserve"> PAGE </w:instrText>
+    </w:r>
+    <w:r>
+      <w:fldChar w:fldCharType="separate"/>
+    </w:r>
+    <w:r>
+      <w:t>1</w:t>
+    </w:r>
+    <w:r>
+      <w:fldChar w:fldCharType="end"/>
+    </w:r>
+  </w:p>
+</w:ftr>
+</file>
+
+<file path=word/ftr-none.xml><?xml version="1.0" encoding="utf-8"?>
+<w:ftr xmlns:w="http://schemas.openxmlformats.org/wordprocessingml/2006/main" xmlns:r="http://schemas.openxmlformats.org/officeDocument/2006/relationships">
+  <w:p>
+    <w:pPr>
+      <w:spacing w:before="0" w:after="0"/>
+      <w:jc w:val="center"/>
+    </w:pPr>
+  </w:p>
+</w:ftr>
+</file>
+
+<file path=word/ftr-own1.xml><?xml version="1.0" encoding="utf-8"?>
+<w:ftr xmlns:w="http://schemas.openxmlformats.org/wordprocessingml/2006/main" xmlns:r="http://schemas.openxmlformats.org/officeDocument/2006/relationships">
+  <w:p>
+    <w:pPr>
+      <w:spacing w:before="0" w:after="0" w:line="276" w:lineRule="exact"/>
+      <w:ind w:left="0" w:firstLine="0"/>
+      <w:jc w:val="center"/>
+    </w:pPr>
+    <w:r>
+      <w:fldChar w:fldCharType="begin"/>
+    </w:r>
+    <w:r>
+      <w:instrText xml:space="preserve"> PAGE </w:instrText>
+    </w:r>
+    <w:r>
+      <w:fldChar w:fldCharType="separate"/>
+    </w:r>
+    <w:r>
+      <w:t>1</w:t>
+    </w:r>
+    <w:r>
+      <w:fldChar w:fldCharType="end"/>
+    </w:r>
+  </w:p>
+</w:ftr>
+</file>
+
+<file path=word/ftr-page.xml><?xml version="1.0" encoding="utf-8"?>
+<w:ftr xmlns:w="http://schemas.openxmlformats.org/wordprocessingml/2006/main" xmlns:r="http://schemas.openxmlformats.org/officeDocument/2006/relationships">
+  <w:p>
+    <w:pPr>
+      <w:spacing w:before="0" w:after="0"/>
+      <w:jc w:val="center"/>
+    </w:pPr>
+    <w:r>
+      <w:fldChar w:fldCharType="begin"/>
+    </w:r>
+    <w:r>
+      <w:instrText xml:space="preserve"> PAGE </w:instrText>
+    </w:r>
+    <w:r>
+      <w:fldChar w:fldCharType="separate"/>
+    </w:r>
+    <w:r>
+      <w:t>1</w:t>
+    </w:r>
+    <w:r>
+      <w:fldChar w:fldCharType="end"/>
+    </w:r>
+  </w:p>
+</w:ftr>
 </file>
 
 <file path=word/numbering.xml><?xml version="1.0" encoding="utf-8"?>
@@ -1699,123 +4229,8 @@
       </w:pPr>
     </w:lvl>
   </w:abstractNum>
-  <w:abstractNum w:abstractNumId="99731">
-    <w:nsid w:val="00A99731"/>
-    <w:multiLevelType w:val="multilevel"/>
-    <w:lvl w:ilvl="0">
-      <w:start w:val="1"/>
-      <w:numFmt w:val="lowerLetter"/>
-      <w:lvlText w:val="(%1)"/>
-      <w:lvlJc w:val="left"/>
-      <w:pPr>
-        <w:ind w:left="720" w:hanging="360"/>
-      </w:pPr>
-    </w:lvl>
-    <w:lvl w:ilvl="1">
-      <w:start w:val="1"/>
-      <w:numFmt w:val="lowerLetter"/>
-      <w:lvlText w:val="(%2)"/>
-      <w:lvlJc w:val="left"/>
-      <w:pPr>
-        <w:ind w:left="1440" w:hanging="360"/>
-      </w:pPr>
-    </w:lvl>
-    <w:lvl w:ilvl="2">
-      <w:start w:val="1"/>
-      <w:numFmt w:val="lowerLetter"/>
-      <w:lvlText w:val="(%3)"/>
-      <w:lvlJc w:val="left"/>
-      <w:pPr>
-        <w:ind w:left="2160" w:hanging="360"/>
-      </w:pPr>
-    </w:lvl>
-    <w:lvl w:ilvl="3">
-      <w:start w:val="1"/>
-      <w:numFmt w:val="lowerLetter"/>
-      <w:lvlText w:val="(%4)"/>
-      <w:lvlJc w:val="left"/>
-      <w:pPr>
-        <w:ind w:left="2880" w:hanging="360"/>
-      </w:pPr>
-    </w:lvl>
-    <w:lvl w:ilvl="4">
-      <w:start w:val="1"/>
-      <w:numFmt w:val="lowerLetter"/>
-      <w:lvlText w:val="(%5)"/>
-      <w:lvlJc w:val="left"/>
-      <w:pPr>
-        <w:ind w:left="3600" w:hanging="360"/>
-      </w:pPr>
-    </w:lvl>
-    <w:lvl w:ilvl="5">
-      <w:start w:val="1"/>
-      <w:numFmt w:val="lowerLetter"/>
-      <w:lvlText w:val="(%6)"/>
-      <w:lvlJc w:val="left"/>
-      <w:pPr>
-        <w:ind w:left="4320" w:hanging="360"/>
-      </w:pPr>
-    </w:lvl>
-    <w:lvl w:ilvl="6">
-      <w:start w:val="1"/>
-      <w:numFmt w:val="lowerLetter"/>
-      <w:lvlText w:val="(%7)"/>
-      <w:lvlJc w:val="left"/>
-      <w:pPr>
-        <w:ind w:left="5040" w:hanging="360"/>
-      </w:pPr>
-    </w:lvl>
-    <w:lvl w:ilvl="7">
-      <w:start w:val="1"/>
-      <w:numFmt w:val="lowerLetter"/>
-      <w:lvlText w:val="(%8)"/>
-      <w:lvlJc w:val="left"/>
-      <w:pPr>
-        <w:ind w:left="5760" w:hanging="360"/>
-      </w:pPr>
-    </w:lvl>
-    <w:lvl w:ilvl="8">
-      <w:start w:val="1"/>
-      <w:numFmt w:val="lowerLetter"/>
-      <w:lvlText w:val="(%9)"/>
-      <w:lvlJc w:val="left"/>
-      <w:pPr>
-        <w:ind w:left="6480" w:hanging="360"/>
-      </w:pPr>
-    </w:lvl>
-  </w:abstractNum>
   <w:num w:numId="1000">
     <w:abstractNumId w:val="990"/>
-  </w:num>
-  <w:num w:numId="1001">
-    <w:abstractNumId w:val="99731"/>
-    <w:lvlOverride w:ilvl="0">
-      <w:startOverride w:val="1"/>
-    </w:lvlOverride>
-    <w:lvlOverride w:ilvl="1">
-      <w:startOverride w:val="1"/>
-    </w:lvlOverride>
-    <w:lvlOverride w:ilvl="2">
-      <w:startOverride w:val="1"/>
-    </w:lvlOverride>
-    <w:lvlOverride w:ilvl="3">
-      <w:startOverride w:val="1"/>
-    </w:lvlOverride>
-    <w:lvlOverride w:ilvl="4">
-      <w:startOverride w:val="1"/>
-    </w:lvlOverride>
-    <w:lvlOverride w:ilvl="5">
-      <w:startOverride w:val="1"/>
-    </w:lvlOverride>
-    <w:lvlOverride w:ilvl="6">
-      <w:startOverride w:val="1"/>
-    </w:lvlOverride>
-    <w:lvlOverride w:ilvl="7">
-      <w:startOverride w:val="1"/>
-    </w:lvlOverride>
-    <w:lvlOverride w:ilvl="8">
-      <w:startOverride w:val="1"/>
-    </w:lvlOverride>
   </w:num>
 </w:numbering>
 </file>
@@ -1825,20 +4240,49 @@
   <w:docDefaults>
     <w:rPrDefault>
       <w:rPr>
-        <w:rFonts w:ascii="EB Garamond" w:cs="EB Garamond" w:eastAsia="EB Garamond" w:hAnsi="EB Garamond"/>
-        <w:sz w:val="26"/>
-        <w:szCs w:val="26"/>
-        <w:lang w:bidi="ar-SA" w:eastAsia="en-US" w:val="en-US"/>
+        <w:rFonts w:ascii="Times New Roman" w:hAnsi="Times New Roman" w:eastAsia="Times New Roman" w:cs="Times New Roman"/>
+        <w:sz w:val="24"/>
+        <w:szCs w:val="24"/>
+        <w:lang w:val="en-US" w:eastAsia="zh-CN" w:bidi="ar-SA"/>
       </w:rPr>
     </w:rPrDefault>
     <w:pPrDefault>
       <w:pPr>
+        <w:widowControl/>
         <w:spacing w:after="0"/>
       </w:pPr>
     </w:pPrDefault>
   </w:docDefaults>
-  <w:latentStyles w:count="276" w:defLockedState="0" w:defQFormat="0" w:defSemiHidden="0" w:defUIPriority="0" w:defUnhideWhenUsed="0"/>
-  <w:style w:styleId="Title" w:type="paragraph">
+  <w:latentStyles w:defLockedState="0" w:defUIPriority="0" w:defSemiHidden="0" w:defUnhideWhenUsed="0" w:defQFormat="0" w:count="276"/>
+  <w:style w:type="paragraph" w:default="1" w:styleId="Normal">
+    <w:name w:val="Normal"/>
+    <w:qFormat/>
+  </w:style>
+  <w:style w:type="paragraph" w:styleId="BodyText">
+    <w:name w:val="Body Text"/>
+    <w:basedOn w:val="Normal"/>
+    <w:link w:val="BodyTextChar"/>
+    <w:qFormat/>
+    <w:pPr>
+      <w:spacing w:before="0" w:after="0" w:line="480" w:lineRule="exact"/>
+      <w:ind w:firstLine="720"/>
+    </w:pPr>
+  </w:style>
+  <w:style w:type="paragraph" w:customStyle="1" w:styleId="FirstParagraph">
+    <w:name w:val="First Paragraph"/>
+    <w:basedOn w:val="BodyText"/>
+    <w:next w:val="BodyText"/>
+    <w:qFormat/>
+  </w:style>
+  <w:style w:type="paragraph" w:customStyle="1" w:styleId="Compact">
+    <w:name w:val="Compact"/>
+    <w:basedOn w:val="BodyText"/>
+    <w:qFormat/>
+    <w:pPr>
+      <w:spacing w:before="36" w:after="36"/>
+    </w:pPr>
+  </w:style>
+  <w:style w:type="paragraph" w:styleId="Title">
     <w:name w:val="Title"/>
     <w:basedOn w:val="Normal"/>
     <w:next w:val="BodyText"/>
@@ -1852,24 +4296,24 @@
       <w:jc w:val="center"/>
     </w:pPr>
     <w:rPr>
-      <w:rFonts w:asciiTheme="majorHAnsi" w:cstheme="majorBidi" w:eastAsiaTheme="majorEastAsia" w:hAnsiTheme="majorHAnsi"/>
+      <w:rFonts w:asciiTheme="majorHAnsi" w:eastAsiaTheme="majorEastAsia" w:hAnsiTheme="majorHAnsi" w:cstheme="majorBidi"/>
       <w:sz w:val="56"/>
       <w:szCs w:val="56"/>
     </w:rPr>
   </w:style>
-  <w:style w:customStyle="1" w:styleId="TitleChar" w:type="character">
+  <w:style w:type="character" w:customStyle="1" w:styleId="TitleChar">
     <w:name w:val="Title Char"/>
     <w:basedOn w:val="DefaultParagraphFont"/>
     <w:link w:val="Title"/>
     <w:uiPriority w:val="10"/>
     <w:rsid w:val="00A10FD9"/>
     <w:rPr>
-      <w:rFonts w:asciiTheme="majorHAnsi" w:cstheme="majorBidi" w:eastAsiaTheme="majorEastAsia" w:hAnsiTheme="majorHAnsi"/>
+      <w:rFonts w:asciiTheme="majorHAnsi" w:eastAsiaTheme="majorEastAsia" w:hAnsiTheme="majorHAnsi" w:cstheme="majorBidi"/>
       <w:sz w:val="56"/>
       <w:szCs w:val="56"/>
     </w:rPr>
   </w:style>
-  <w:style w:styleId="Subtitle" w:type="paragraph">
+  <w:style w:type="paragraph" w:styleId="Subtitle">
     <w:name w:val="Subtitle"/>
     <w:basedOn w:val="Title"/>
     <w:next w:val="BodyText"/>
@@ -1883,27 +4327,27 @@
       </w:numPr>
     </w:pPr>
     <w:rPr>
-      <w:rFonts w:cstheme="majorBidi" w:eastAsiaTheme="majorEastAsia"/>
+      <w:rFonts w:eastAsiaTheme="majorEastAsia" w:cstheme="majorBidi"/>
       <w:spacing w:val="15"/>
       <w:sz w:val="28"/>
       <w:szCs w:val="28"/>
     </w:rPr>
   </w:style>
-  <w:style w:customStyle="1" w:styleId="SubtitleChar" w:type="character">
+  <w:style w:type="character" w:customStyle="1" w:styleId="SubtitleChar">
     <w:name w:val="Subtitle Char"/>
     <w:basedOn w:val="DefaultParagraphFont"/>
     <w:link w:val="Subtitle"/>
     <w:uiPriority w:val="11"/>
     <w:rsid w:val="00A10FD9"/>
     <w:rPr>
-      <w:rFonts w:cstheme="majorBidi" w:eastAsiaTheme="majorEastAsia"/>
-      <w:color w:themeColor="text1" w:themeTint="A6" w:val="595959"/>
+      <w:rFonts w:eastAsiaTheme="majorEastAsia" w:cstheme="majorBidi"/>
+      <w:color w:val="595959" w:themeColor="text1" w:themeTint="A6"/>
       <w:spacing w:val="15"/>
       <w:sz w:val="28"/>
       <w:szCs w:val="28"/>
     </w:rPr>
   </w:style>
-  <w:style w:customStyle="1" w:styleId="Author" w:type="paragraph">
+  <w:style w:type="paragraph" w:customStyle="1" w:styleId="Author">
     <w:name w:val="Author"/>
     <w:basedOn w:val="Title"/>
     <w:next w:val="BodyText"/>
@@ -1917,7 +4361,7 @@
       <w:szCs w:val="24"/>
     </w:rPr>
   </w:style>
-  <w:style w:styleId="Date" w:type="paragraph">
+  <w:style w:type="paragraph" w:styleId="Date">
     <w:name w:val="Date"/>
     <w:basedOn w:val="Title"/>
     <w:next w:val="BodyText"/>
@@ -1931,7 +4375,7 @@
       <w:szCs w:val="24"/>
     </w:rPr>
   </w:style>
-  <w:style w:customStyle="1" w:styleId="AbstractTitle" w:type="paragraph">
+  <w:style w:type="paragraph" w:customStyle="1" w:styleId="AbstractTitle">
     <w:name w:val="Abstract Title"/>
     <w:basedOn w:val="Normal"/>
     <w:next w:val="Abstract"/>
@@ -1939,7 +4383,7 @@
     <w:pPr>
       <w:keepNext/>
       <w:keepLines/>
-      <w:spacing w:after="0" w:before="300"/>
+      <w:spacing w:before="300" w:after="0"/>
       <w:jc w:val="center"/>
     </w:pPr>
     <w:rPr>
@@ -1948,7 +4392,7 @@
       <w:szCs w:val="20"/>
     </w:rPr>
   </w:style>
-  <w:style w:customStyle="1" w:styleId="Abstract" w:type="paragraph">
+  <w:style w:type="paragraph" w:customStyle="1" w:styleId="Abstract">
     <w:name w:val="Abstract"/>
     <w:basedOn w:val="Normal"/>
     <w:next w:val="BodyText"/>
@@ -1956,14 +4400,14 @@
     <w:pPr>
       <w:keepNext/>
       <w:keepLines/>
-      <w:spacing w:after="300" w:before="100"/>
+      <w:spacing w:before="100" w:after="300"/>
     </w:pPr>
     <w:rPr>
       <w:sz w:val="20"/>
       <w:szCs w:val="20"/>
     </w:rPr>
   </w:style>
-  <w:style w:styleId="Bibliography" w:type="paragraph">
+  <w:style w:type="paragraph" w:styleId="Bibliography">
     <w:name w:val="Bibliography"/>
     <w:basedOn w:val="Normal"/>
     <w:next w:val="Bibliography"/>
@@ -1971,7 +4415,112 @@
     <w:pPr/>
     <w:rPr/>
   </w:style>
-  <w:style w:styleId="Heading5" w:type="paragraph">
+  <w:style w:type="paragraph" w:styleId="Heading1">
+    <w:name w:val="heading 1"/>
+    <w:basedOn w:val="Normal"/>
+    <w:next w:val="BodyText"/>
+    <w:link w:val="Heading1Char"/>
+    <w:uiPriority w:val="9"/>
+    <w:qFormat/>
+    <w:rsid w:val="00A10FD9"/>
+    <w:pPr>
+      <w:keepNext/>
+      <w:keepLines/>
+      <w:spacing w:before="0" w:after="0" w:line="480" w:lineRule="exact"/>
+      <w:ind w:firstLine="0"/>
+      <w:jc w:val="center"/>
+      <w:outlineLvl w:val="0"/>
+    </w:pPr>
+    <w:rPr>
+      <w:rFonts w:ascii="Times New Roman" w:hAnsi="Times New Roman" w:eastAsia="Times New Roman" w:cs="Times New Roman"/>
+      <w:b/>
+      <w:bCs/>
+      <w:caps/>
+      <w:color w:val="000000"/>
+      <w:sz w:val="24"/>
+      <w:szCs w:val="24"/>
+    </w:rPr>
+  </w:style>
+  <w:style w:type="paragraph" w:styleId="Heading2">
+    <w:name w:val="heading 2"/>
+    <w:basedOn w:val="Normal"/>
+    <w:next w:val="BodyText"/>
+    <w:link w:val="Heading2Char"/>
+    <w:uiPriority w:val="9"/>
+    <w:semiHidden/>
+    <w:unhideWhenUsed/>
+    <w:qFormat/>
+    <w:rsid w:val="00A10FD9"/>
+    <w:pPr>
+      <w:keepNext/>
+      <w:keepLines/>
+      <w:spacing w:before="0" w:after="0" w:line="480" w:lineRule="exact"/>
+      <w:ind w:firstLine="0"/>
+      <w:outlineLvl w:val="1"/>
+    </w:pPr>
+    <w:rPr>
+      <w:rFonts w:ascii="Times New Roman" w:hAnsi="Times New Roman" w:eastAsia="Times New Roman" w:cs="Times New Roman"/>
+      <w:b/>
+      <w:bCs/>
+      <w:color w:val="000000"/>
+      <w:sz w:val="24"/>
+      <w:szCs w:val="24"/>
+    </w:rPr>
+  </w:style>
+  <w:style w:type="paragraph" w:styleId="Heading3">
+    <w:name w:val="heading 3"/>
+    <w:basedOn w:val="Normal"/>
+    <w:next w:val="BodyText"/>
+    <w:link w:val="Heading3Char"/>
+    <w:uiPriority w:val="9"/>
+    <w:semiHidden/>
+    <w:unhideWhenUsed/>
+    <w:qFormat/>
+    <w:rsid w:val="00A10FD9"/>
+    <w:pPr>
+      <w:keepNext/>
+      <w:keepLines/>
+      <w:spacing w:before="0" w:after="0" w:line="480" w:lineRule="exact"/>
+      <w:ind w:firstLine="0"/>
+      <w:outlineLvl w:val="2"/>
+    </w:pPr>
+    <w:rPr>
+      <w:rFonts w:ascii="Times New Roman" w:hAnsi="Times New Roman" w:eastAsia="Times New Roman" w:cs="Times New Roman"/>
+      <w:b/>
+      <w:bCs/>
+      <w:color w:val="000000"/>
+      <w:sz w:val="24"/>
+      <w:szCs w:val="24"/>
+    </w:rPr>
+  </w:style>
+  <w:style w:type="paragraph" w:styleId="Heading4">
+    <w:name w:val="heading 4"/>
+    <w:basedOn w:val="Normal"/>
+    <w:next w:val="BodyText"/>
+    <w:link w:val="Heading4Char"/>
+    <w:uiPriority w:val="9"/>
+    <w:semiHidden/>
+    <w:unhideWhenUsed/>
+    <w:qFormat/>
+    <w:rsid w:val="00A10FD9"/>
+    <w:pPr>
+      <w:keepNext/>
+      <w:keepLines/>
+      <w:spacing w:before="0" w:after="0" w:line="480" w:lineRule="exact"/>
+      <w:ind w:firstLine="0"/>
+      <w:outlineLvl w:val="3"/>
+    </w:pPr>
+    <w:rPr>
+      <w:rFonts w:ascii="Times New Roman" w:hAnsi="Times New Roman" w:eastAsia="Times New Roman" w:cs="Times New Roman"/>
+      <w:b/>
+      <w:bCs/>
+      <w:i/>
+      <w:color w:val="000000"/>
+      <w:sz w:val="24"/>
+      <w:szCs w:val="24"/>
+    </w:rPr>
+  </w:style>
+  <w:style w:type="paragraph" w:styleId="Heading5">
     <w:name w:val="heading 5"/>
     <w:basedOn w:val="Normal"/>
     <w:next w:val="BodyText"/>
@@ -1984,15 +4533,21 @@
     <w:pPr>
       <w:keepNext/>
       <w:keepLines/>
-      <w:spacing w:after="40" w:before="80"/>
+      <w:spacing w:before="0" w:after="0" w:line="480" w:lineRule="exact"/>
+      <w:ind w:firstLine="0"/>
       <w:outlineLvl w:val="4"/>
     </w:pPr>
     <w:rPr>
-      <w:rFonts w:cstheme="majorBidi" w:eastAsiaTheme="majorEastAsia"/>
-      <w:color w:themeColor="accent1" w:themeShade="BF" w:val="0F4761"/>
-    </w:rPr>
-  </w:style>
-  <w:style w:styleId="Heading6" w:type="paragraph">
+      <w:rFonts w:ascii="Times New Roman" w:hAnsi="Times New Roman" w:eastAsia="Times New Roman" w:cs="Times New Roman"/>
+      <w:b/>
+      <w:bCs/>
+      <w:i/>
+      <w:color w:val="000000"/>
+      <w:sz w:val="24"/>
+      <w:szCs w:val="24"/>
+    </w:rPr>
+  </w:style>
+  <w:style w:type="paragraph" w:styleId="Heading6">
     <w:name w:val="heading 6"/>
     <w:basedOn w:val="Normal"/>
     <w:next w:val="BodyText"/>
@@ -2005,17 +4560,17 @@
     <w:pPr>
       <w:keepNext/>
       <w:keepLines/>
-      <w:spacing w:after="0" w:before="40"/>
+      <w:spacing w:before="40" w:after="0"/>
       <w:outlineLvl w:val="5"/>
     </w:pPr>
     <w:rPr>
-      <w:rFonts w:cstheme="majorBidi" w:eastAsiaTheme="majorEastAsia"/>
+      <w:rFonts w:eastAsiaTheme="majorEastAsia" w:cstheme="majorBidi"/>
       <w:i/>
       <w:iCs/>
-      <w:color w:themeColor="text1" w:themeTint="A6" w:val="595959"/>
-    </w:rPr>
-  </w:style>
-  <w:style w:styleId="Heading7" w:type="paragraph">
+      <w:color w:val="595959" w:themeColor="text1" w:themeTint="A6"/>
+    </w:rPr>
+  </w:style>
+  <w:style w:type="paragraph" w:styleId="Heading7">
     <w:name w:val="heading 7"/>
     <w:basedOn w:val="Normal"/>
     <w:next w:val="BodyText"/>
@@ -2028,15 +4583,15 @@
     <w:pPr>
       <w:keepNext/>
       <w:keepLines/>
-      <w:spacing w:after="0" w:before="40"/>
+      <w:spacing w:before="40" w:after="0"/>
       <w:outlineLvl w:val="6"/>
     </w:pPr>
     <w:rPr>
-      <w:rFonts w:cstheme="majorBidi" w:eastAsiaTheme="majorEastAsia"/>
-      <w:color w:themeColor="text1" w:themeTint="A6" w:val="595959"/>
-    </w:rPr>
-  </w:style>
-  <w:style w:styleId="Heading8" w:type="paragraph">
+      <w:rFonts w:eastAsiaTheme="majorEastAsia" w:cstheme="majorBidi"/>
+      <w:color w:val="595959" w:themeColor="text1" w:themeTint="A6"/>
+    </w:rPr>
+  </w:style>
+  <w:style w:type="paragraph" w:styleId="Heading8">
     <w:name w:val="heading 8"/>
     <w:basedOn w:val="Normal"/>
     <w:next w:val="BodyText"/>
@@ -2053,13 +4608,13 @@
       <w:outlineLvl w:val="7"/>
     </w:pPr>
     <w:rPr>
-      <w:rFonts w:cstheme="majorBidi" w:eastAsiaTheme="majorEastAsia"/>
+      <w:rFonts w:eastAsiaTheme="majorEastAsia" w:cstheme="majorBidi"/>
       <w:i/>
       <w:iCs/>
-      <w:color w:themeColor="text1" w:themeTint="D8" w:val="272727"/>
-    </w:rPr>
-  </w:style>
-  <w:style w:styleId="Heading9" w:type="paragraph">
+      <w:color w:val="272727" w:themeColor="text1" w:themeTint="D8"/>
+    </w:rPr>
+  </w:style>
+  <w:style w:type="paragraph" w:styleId="Heading9">
     <w:name w:val="heading 9"/>
     <w:basedOn w:val="Normal"/>
     <w:next w:val="BodyText"/>
@@ -2076,24 +4631,24 @@
       <w:outlineLvl w:val="8"/>
     </w:pPr>
     <w:rPr>
-      <w:rFonts w:cstheme="majorBidi" w:eastAsiaTheme="majorEastAsia"/>
-      <w:color w:themeColor="text1" w:themeTint="D8" w:val="272727"/>
-    </w:rPr>
-  </w:style>
-  <w:style w:customStyle="1" w:styleId="Heading1Char" w:type="character">
+      <w:rFonts w:eastAsiaTheme="majorEastAsia" w:cstheme="majorBidi"/>
+      <w:color w:val="272727" w:themeColor="text1" w:themeTint="D8"/>
+    </w:rPr>
+  </w:style>
+  <w:style w:type="character" w:customStyle="1" w:styleId="Heading1Char">
     <w:name w:val="Heading 1 Char"/>
     <w:basedOn w:val="DefaultParagraphFont"/>
     <w:link w:val="Heading1"/>
     <w:uiPriority w:val="9"/>
     <w:rsid w:val="00A10FD9"/>
     <w:rPr>
-      <w:rFonts w:asciiTheme="majorHAnsi" w:cstheme="majorBidi" w:eastAsiaTheme="majorEastAsia" w:hAnsiTheme="majorHAnsi"/>
-      <w:color w:themeColor="accent1" w:themeShade="BF" w:val="0F4761"/>
+      <w:rFonts w:asciiTheme="majorHAnsi" w:eastAsiaTheme="majorEastAsia" w:hAnsiTheme="majorHAnsi" w:cstheme="majorBidi"/>
+      <w:color w:val="0F4761" w:themeColor="accent1" w:themeShade="BF"/>
       <w:sz w:val="40"/>
       <w:szCs w:val="40"/>
     </w:rPr>
   </w:style>
-  <w:style w:customStyle="1" w:styleId="Heading2Char" w:type="character">
+  <w:style w:type="character" w:customStyle="1" w:styleId="Heading2Char">
     <w:name w:val="Heading 2 Char"/>
     <w:basedOn w:val="DefaultParagraphFont"/>
     <w:link w:val="Heading2"/>
@@ -2101,13 +4656,13 @@
     <w:semiHidden/>
     <w:rsid w:val="00A10FD9"/>
     <w:rPr>
-      <w:rFonts w:asciiTheme="majorHAnsi" w:cstheme="majorBidi" w:eastAsiaTheme="majorEastAsia" w:hAnsiTheme="majorHAnsi"/>
-      <w:color w:themeColor="accent1" w:themeShade="BF" w:val="0F4761"/>
+      <w:rFonts w:asciiTheme="majorHAnsi" w:eastAsiaTheme="majorEastAsia" w:hAnsiTheme="majorHAnsi" w:cstheme="majorBidi"/>
+      <w:color w:val="0F4761" w:themeColor="accent1" w:themeShade="BF"/>
       <w:sz w:val="32"/>
       <w:szCs w:val="32"/>
     </w:rPr>
   </w:style>
-  <w:style w:customStyle="1" w:styleId="Heading3Char" w:type="character">
+  <w:style w:type="character" w:customStyle="1" w:styleId="Heading3Char">
     <w:name w:val="Heading 3 Char"/>
     <w:basedOn w:val="DefaultParagraphFont"/>
     <w:link w:val="Heading3"/>
@@ -2115,13 +4670,13 @@
     <w:semiHidden/>
     <w:rsid w:val="00A10FD9"/>
     <w:rPr>
-      <w:rFonts w:cstheme="majorBidi" w:eastAsiaTheme="majorEastAsia"/>
-      <w:color w:themeColor="accent1" w:themeShade="BF" w:val="0F4761"/>
+      <w:rFonts w:eastAsiaTheme="majorEastAsia" w:cstheme="majorBidi"/>
+      <w:color w:val="0F4761" w:themeColor="accent1" w:themeShade="BF"/>
       <w:sz w:val="28"/>
       <w:szCs w:val="28"/>
     </w:rPr>
   </w:style>
-  <w:style w:customStyle="1" w:styleId="Heading4Char" w:type="character">
+  <w:style w:type="character" w:customStyle="1" w:styleId="Heading4Char">
     <w:name w:val="Heading 4 Char"/>
     <w:basedOn w:val="DefaultParagraphFont"/>
     <w:link w:val="Heading4"/>
@@ -2129,13 +4684,13 @@
     <w:semiHidden/>
     <w:rsid w:val="00A10FD9"/>
     <w:rPr>
-      <w:rFonts w:cstheme="majorBidi" w:eastAsiaTheme="majorEastAsia"/>
+      <w:rFonts w:eastAsiaTheme="majorEastAsia" w:cstheme="majorBidi"/>
       <w:i/>
       <w:iCs/>
-      <w:color w:themeColor="accent1" w:themeShade="BF" w:val="0F4761"/>
-    </w:rPr>
-  </w:style>
-  <w:style w:customStyle="1" w:styleId="Heading5Char" w:type="character">
+      <w:color w:val="0F4761" w:themeColor="accent1" w:themeShade="BF"/>
+    </w:rPr>
+  </w:style>
+  <w:style w:type="character" w:customStyle="1" w:styleId="Heading5Char">
     <w:name w:val="Heading 5 Char"/>
     <w:basedOn w:val="DefaultParagraphFont"/>
     <w:link w:val="Heading5"/>
@@ -2143,11 +4698,11 @@
     <w:semiHidden/>
     <w:rsid w:val="00A10FD9"/>
     <w:rPr>
-      <w:rFonts w:cstheme="majorBidi" w:eastAsiaTheme="majorEastAsia"/>
-      <w:color w:themeColor="accent1" w:themeShade="BF" w:val="0F4761"/>
-    </w:rPr>
-  </w:style>
-  <w:style w:customStyle="1" w:styleId="Heading6Char" w:type="character">
+      <w:rFonts w:eastAsiaTheme="majorEastAsia" w:cstheme="majorBidi"/>
+      <w:color w:val="0F4761" w:themeColor="accent1" w:themeShade="BF"/>
+    </w:rPr>
+  </w:style>
+  <w:style w:type="character" w:customStyle="1" w:styleId="Heading6Char">
     <w:name w:val="Heading 6 Char"/>
     <w:basedOn w:val="DefaultParagraphFont"/>
     <w:link w:val="Heading6"/>
@@ -2155,13 +4710,13 @@
     <w:semiHidden/>
     <w:rsid w:val="00A10FD9"/>
     <w:rPr>
-      <w:rFonts w:cstheme="majorBidi" w:eastAsiaTheme="majorEastAsia"/>
+      <w:rFonts w:eastAsiaTheme="majorEastAsia" w:cstheme="majorBidi"/>
       <w:i/>
       <w:iCs/>
-      <w:color w:themeColor="text1" w:themeTint="A6" w:val="595959"/>
-    </w:rPr>
-  </w:style>
-  <w:style w:customStyle="1" w:styleId="Heading7Char" w:type="character">
+      <w:color w:val="595959" w:themeColor="text1" w:themeTint="A6"/>
+    </w:rPr>
+  </w:style>
+  <w:style w:type="character" w:customStyle="1" w:styleId="Heading7Char">
     <w:name w:val="Heading 7 Char"/>
     <w:basedOn w:val="DefaultParagraphFont"/>
     <w:link w:val="Heading7"/>
@@ -2169,11 +4724,11 @@
     <w:semiHidden/>
     <w:rsid w:val="00A10FD9"/>
     <w:rPr>
-      <w:rFonts w:cstheme="majorBidi" w:eastAsiaTheme="majorEastAsia"/>
-      <w:color w:themeColor="text1" w:themeTint="A6" w:val="595959"/>
-    </w:rPr>
-  </w:style>
-  <w:style w:customStyle="1" w:styleId="Heading8Char" w:type="character">
+      <w:rFonts w:eastAsiaTheme="majorEastAsia" w:cstheme="majorBidi"/>
+      <w:color w:val="595959" w:themeColor="text1" w:themeTint="A6"/>
+    </w:rPr>
+  </w:style>
+  <w:style w:type="character" w:customStyle="1" w:styleId="Heading8Char">
     <w:name w:val="Heading 8 Char"/>
     <w:basedOn w:val="DefaultParagraphFont"/>
     <w:link w:val="Heading8"/>
@@ -2181,13 +4736,13 @@
     <w:semiHidden/>
     <w:rsid w:val="00A10FD9"/>
     <w:rPr>
-      <w:rFonts w:cstheme="majorBidi" w:eastAsiaTheme="majorEastAsia"/>
+      <w:rFonts w:eastAsiaTheme="majorEastAsia" w:cstheme="majorBidi"/>
       <w:i/>
       <w:iCs/>
-      <w:color w:themeColor="text1" w:themeTint="D8" w:val="272727"/>
-    </w:rPr>
-  </w:style>
-  <w:style w:customStyle="1" w:styleId="Heading9Char" w:type="character">
+      <w:color w:val="272727" w:themeColor="text1" w:themeTint="D8"/>
+    </w:rPr>
+  </w:style>
+  <w:style w:type="character" w:customStyle="1" w:styleId="Heading9Char">
     <w:name w:val="Heading 9 Char"/>
     <w:basedOn w:val="DefaultParagraphFont"/>
     <w:link w:val="Heading9"/>
@@ -2195,11 +4750,48 @@
     <w:semiHidden/>
     <w:rsid w:val="00A10FD9"/>
     <w:rPr>
-      <w:rFonts w:cstheme="majorBidi" w:eastAsiaTheme="majorEastAsia"/>
-      <w:color w:themeColor="text1" w:themeTint="D8" w:val="272727"/>
-    </w:rPr>
-  </w:style>
-  <w:style w:styleId="FootnoteBlockText" w:type="paragraph">
+      <w:rFonts w:eastAsiaTheme="majorEastAsia" w:cstheme="majorBidi"/>
+      <w:color w:val="272727" w:themeColor="text1" w:themeTint="D8"/>
+    </w:rPr>
+  </w:style>
+  <w:style w:type="paragraph" w:customStyle="1" w:styleId="ListItem">
+    <w:name w:val="List Item"/>
+    <w:basedOn w:val="BodyText"/>
+    <w:qFormat/>
+    <w:pPr>
+      <w:spacing w:before="0" w:after="0" w:line="480" w:lineRule="exact"/>
+      <w:ind w:left="720" w:hanging="720"/>
+    </w:pPr>
+  </w:style>
+  <w:style w:type="paragraph" w:styleId="BlockText">
+    <w:name w:val="Block Text"/>
+    <w:basedOn w:val="BodyText"/>
+    <w:next w:val="BodyText"/>
+    <w:uiPriority w:val="9"/>
+    <w:unhideWhenUsed/>
+    <w:qFormat/>
+    <w:pPr>
+      <w:spacing w:before="240" w:after="240" w:line="276" w:lineRule="exact"/>
+      <w:ind w:firstLine="0" w:left="720" w:right="720"/>
+    </w:pPr>
+  </w:style>
+  <w:style w:type="paragraph" w:styleId="FootnoteText">
+    <w:name w:val="Footnote Text"/>
+    <w:basedOn w:val="Normal"/>
+    <w:next w:val="FootnoteText"/>
+    <w:uiPriority w:val="9"/>
+    <w:unhideWhenUsed/>
+    <w:qFormat/>
+    <w:pPr>
+      <w:keepLines/>
+      <w:spacing w:before="0" w:after="140" w:line="276" w:lineRule="exact"/>
+    </w:pPr>
+    <w:rPr>
+      <w:sz w:val="24"/>
+      <w:szCs w:val="24"/>
+    </w:rPr>
+  </w:style>
+  <w:style w:type="paragraph" w:styleId="FootnoteBlockText">
     <w:name w:val="Footnote Block Text"/>
     <w:basedOn w:val="FootnoteText"/>
     <w:next w:val="FootnoteText"/>
@@ -2207,38 +4799,29 @@
     <w:unhideWhenUsed/>
     <w:qFormat/>
     <w:pPr>
-      <w:spacing w:after="100" w:before="100"/>
-      <w:ind w:firstLine="0" w:left="480" w:right="480"/>
+      <w:spacing w:before="240" w:after="240"/>
+      <w:ind w:firstLine="0" w:left="720" w:right="720"/>
     </w:pPr>
   </w:style>
-  <w:style w:default="1" w:styleId="DefaultParagraphFont" w:type="character">
+  <w:style w:type="character" w:default="1" w:styleId="DefaultParagraphFont">
     <w:name w:val="Default Paragraph Font"/>
     <w:semiHidden/>
     <w:unhideWhenUsed/>
   </w:style>
-  <w:style w:default="1" w:styleId="Table" w:type="table">
+  <w:style w:type="table" w:default="1" w:styleId="Table">
     <w:name w:val="Table"/>
     <w:basedOn w:val="TableNormal"/>
-    <w:semiHidden/>
-    <w:unhideWhenUsed/>
     <w:qFormat/>
     <w:tblPr>
-      <w:tblInd w:type="dxa" w:w="0"/>
+      <w:tblInd w:w="0" w:type="dxa"/>
       <w:tblCellMar>
-        <w:top w:type="dxa" w:w="0"/>
-        <w:left w:type="dxa" w:w="108"/>
-        <w:bottom w:type="dxa" w:w="0"/>
-        <w:right w:type="dxa" w:w="108"/>
+        <w:top w:w="0" w:type="dxa"/>
+        <w:left w:w="108" w:type="dxa"/>
+        <w:bottom w:w="0" w:type="dxa"/>
+        <w:right w:w="108" w:type="dxa"/>
       </w:tblCellMar>
     </w:tblPr>
     <w:tblStylePr w:type="firstRow">
-      <w:tblPr>
-        <w:jc w:val="left"/>
-        <w:tblInd w:type="dxa" w:w="0"/>
-      </w:tblPr>
-      <w:trPr>
-        <w:jc w:val="left"/>
-      </w:trPr>
       <w:tcPr>
         <w:tcBorders>
           <w:bottom w:val="single"/>
@@ -2247,7 +4830,7 @@
       </w:tcPr>
     </w:tblStylePr>
   </w:style>
-  <w:style w:customStyle="1" w:styleId="DefinitionTerm" w:type="paragraph">
+  <w:style w:type="paragraph" w:customStyle="1" w:styleId="DefinitionTerm">
     <w:name w:val="Definition Term"/>
     <w:basedOn w:val="Normal"/>
     <w:next w:val="Definition"/>
@@ -2260,49 +4843,49 @@
       <w:b/>
     </w:rPr>
   </w:style>
-  <w:style w:customStyle="1" w:styleId="Definition" w:type="paragraph">
+  <w:style w:type="paragraph" w:customStyle="1" w:styleId="Definition">
     <w:name w:val="Definition"/>
     <w:basedOn w:val="Normal"/>
   </w:style>
-  <w:style w:styleId="Caption" w:type="paragraph">
+  <w:style w:type="paragraph" w:styleId="Caption">
     <w:name w:val="Caption"/>
     <w:basedOn w:val="Normal"/>
     <w:link w:val="BodyTextChar"/>
     <w:pPr>
-      <w:spacing w:after="120" w:before="0"/>
+      <w:spacing w:before="0" w:after="120"/>
     </w:pPr>
     <w:rPr>
       <w:i/>
     </w:rPr>
   </w:style>
-  <w:style w:customStyle="1" w:styleId="TableCaption" w:type="paragraph">
+  <w:style w:type="paragraph" w:customStyle="1" w:styleId="TableCaption">
     <w:name w:val="Table Caption"/>
     <w:basedOn w:val="Caption"/>
     <w:pPr>
       <w:keepNext/>
     </w:pPr>
   </w:style>
-  <w:style w:customStyle="1" w:styleId="ImageCaption" w:type="paragraph">
+  <w:style w:type="paragraph" w:customStyle="1" w:styleId="ImageCaption">
     <w:name w:val="Image Caption"/>
     <w:basedOn w:val="Caption"/>
   </w:style>
-  <w:style w:customStyle="1" w:styleId="Figure" w:type="paragraph">
+  <w:style w:type="paragraph" w:customStyle="1" w:styleId="Figure">
     <w:name w:val="Figure"/>
     <w:basedOn w:val="Normal"/>
   </w:style>
-  <w:style w:customStyle="1" w:styleId="CaptionedFigure" w:type="paragraph">
+  <w:style w:type="paragraph" w:customStyle="1" w:styleId="CaptionedFigure">
     <w:name w:val="Captioned Figure"/>
     <w:basedOn w:val="Figure"/>
     <w:pPr>
       <w:keepNext/>
     </w:pPr>
   </w:style>
-  <w:style w:customStyle="1" w:styleId="BodyTextChar" w:type="character">
+  <w:style w:type="character" w:customStyle="1" w:styleId="BodyTextChar">
     <w:name w:val="Body Text Char"/>
     <w:basedOn w:val="DefaultParagraphFont"/>
     <w:link w:val="BodyText"/>
   </w:style>
-  <w:style w:customStyle="1" w:styleId="VerbatimChar" w:type="character">
+  <w:style w:type="character" w:customStyle="1" w:styleId="VerbatimChar">
     <w:name w:val="Verbatim Char"/>
     <w:basedOn w:val="BodyTextChar"/>
     <w:rPr>
@@ -2310,25 +4893,25 @@
       <w:sz w:val="22"/>
     </w:rPr>
   </w:style>
-  <w:style w:customStyle="1" w:styleId="SectionNumber" w:type="character">
+  <w:style w:type="character" w:customStyle="1" w:styleId="SectionNumber">
     <w:name w:val="Section Number"/>
     <w:basedOn w:val="BodyTextChar"/>
   </w:style>
-  <w:style w:styleId="FootnoteReference" w:type="character">
+  <w:style w:type="character" w:styleId="FootnoteReference">
     <w:name w:val="Footnote Reference"/>
     <w:basedOn w:val="BodyTextChar"/>
     <w:rPr>
       <w:vertAlign w:val="superscript"/>
     </w:rPr>
   </w:style>
-  <w:style w:styleId="Hyperlink" w:type="character">
+  <w:style w:type="character" w:styleId="Hyperlink">
     <w:name w:val="Hyperlink"/>
     <w:basedOn w:val="BodyTextChar"/>
     <w:rPr>
-      <w:color w:themeColor="accent1" w:val="4F81BD"/>
-    </w:rPr>
-  </w:style>
-  <w:style w:styleId="TOCHeading" w:type="paragraph">
+      <w:color w:val="000000"/>
+    </w:rPr>
+  </w:style>
+  <w:style w:type="paragraph" w:styleId="TOCHeading">
     <w:name w:val="TOC Heading"/>
     <w:basedOn w:val="Heading1"/>
     <w:next w:val="BodyText"/>
@@ -2340,197 +4923,19 @@
       <w:outlineLvl w:val="9"/>
     </w:pPr>
     <w:rPr>
-      <w:rFonts w:asciiTheme="majorHAnsi" w:cstheme="majorBidi" w:eastAsiaTheme="majorEastAsia" w:hAnsiTheme="majorHAnsi"/>
+      <w:rFonts w:asciiTheme="majorHAnsi" w:eastAsiaTheme="majorEastAsia" w:hAnsiTheme="majorHAnsi" w:cstheme="majorBidi"/>
       <w:b w:val="0"/>
       <w:bCs w:val="0"/>
-      <w:color w:themeColor="accent1" w:themeShade="BF" w:val="365F91"/>
-    </w:rPr>
-  </w:style>
-  <w:style w:default="1" w:styleId="Normal" w:type="paragraph">
-    <w:name w:val="Normal"/>
-    <w:qFormat/>
-    <w:pPr>
-      <w:spacing w:after="0" w:before="0" w:line="520" w:lineRule="exact"/>
-      <w:ind w:firstLine="0"/>
-    </w:pPr>
-    <w:rPr>
-      <w:rFonts w:ascii="EB Garamond" w:cs="EB Garamond" w:eastAsia="EB Garamond" w:hAnsi="EB Garamond"/>
-      <w:sz w:val="26"/>
-      <w:szCs w:val="26"/>
-    </w:rPr>
-  </w:style>
-  <w:style w:styleId="BodyText" w:type="paragraph">
-    <w:name w:val="Body Text"/>
-    <w:basedOn w:val="Normal"/>
-    <w:qFormat/>
-    <w:pPr>
-      <w:tabs>
-        <w:tab w:pos="1440" w:val="left"/>
-      </w:tabs>
-      <w:spacing w:after="0" w:before="0" w:line="520" w:lineRule="exact"/>
-      <w:ind w:firstLine="720"/>
-      <w:jc w:val="both"/>
-    </w:pPr>
-  </w:style>
-  <w:style w:customStyle="1" w:styleId="FirstParagraph" w:type="paragraph">
-    <w:name w:val="First Paragraph"/>
+      <w:color w:val="365F91" w:themeColor="accent1" w:themeShade="BF"/>
+    </w:rPr>
+  </w:style>
+  <w:style w:type="paragraph" w:customStyle="1" w:styleId="BodyTextKeep">
+    <w:name w:val="Body Text Keep"/>
     <w:basedOn w:val="BodyText"/>
-    <w:next w:val="BodyText"/>
-    <w:qFormat/>
-  </w:style>
-  <w:style w:customStyle="1" w:styleId="Compact" w:type="paragraph">
-    <w:name w:val="Compact"/>
-    <w:basedOn w:val="BodyText"/>
-    <w:qFormat/>
-  </w:style>
-  <w:style w:styleId="Heading1" w:type="paragraph">
-    <w:name w:val="heading 1"/>
-    <w:basedOn w:val="Normal"/>
-    <w:next w:val="BodyText"/>
-    <w:uiPriority w:val="9"/>
     <w:qFormat/>
     <w:pPr>
       <w:keepNext/>
       <w:keepLines/>
-      <w:spacing w:after="0" w:before="0" w:line="520" w:lineRule="exact"/>
-      <w:ind w:firstLine="0"/>
-      <w:jc w:val="center"/>
-      <w:outlineLvl w:val="0"/>
-    </w:pPr>
-    <w:rPr>
-      <w:b/>
-      <w:bCs/>
-    </w:rPr>
-  </w:style>
-  <w:style w:styleId="Heading2" w:type="paragraph">
-    <w:name w:val="heading 2"/>
-    <w:basedOn w:val="Normal"/>
-    <w:next w:val="BodyText"/>
-    <w:uiPriority w:val="9"/>
-    <w:unhideWhenUsed/>
-    <w:qFormat/>
-    <w:pPr>
-      <w:keepNext/>
-      <w:keepLines/>
-      <w:spacing w:after="0" w:before="0" w:line="520" w:lineRule="exact"/>
-      <w:ind w:firstLine="0"/>
-      <w:jc w:val="center"/>
-      <w:outlineLvl w:val="1"/>
-    </w:pPr>
-    <w:rPr>
-      <w:b/>
-      <w:bCs/>
-    </w:rPr>
-  </w:style>
-  <w:style w:styleId="Heading3" w:type="paragraph">
-    <w:name w:val="heading 3"/>
-    <w:basedOn w:val="Normal"/>
-    <w:next w:val="BodyText"/>
-    <w:uiPriority w:val="9"/>
-    <w:unhideWhenUsed/>
-    <w:qFormat/>
-    <w:pPr>
-      <w:keepNext/>
-      <w:keepLines/>
-      <w:spacing w:after="0" w:before="0" w:line="520" w:lineRule="exact"/>
-      <w:ind w:firstLine="0"/>
-      <w:jc w:val="left"/>
-      <w:outlineLvl w:val="2"/>
-    </w:pPr>
-    <w:rPr>
-      <w:b/>
-      <w:bCs/>
-    </w:rPr>
-  </w:style>
-  <w:style w:styleId="Heading4" w:type="paragraph">
-    <w:name w:val="heading 4"/>
-    <w:basedOn w:val="Normal"/>
-    <w:next w:val="BodyText"/>
-    <w:uiPriority w:val="9"/>
-    <w:unhideWhenUsed/>
-    <w:qFormat/>
-    <w:pPr>
-      <w:keepNext/>
-      <w:keepLines/>
-      <w:spacing w:after="0" w:before="0" w:line="520" w:lineRule="exact"/>
-      <w:ind w:firstLine="0"/>
-      <w:jc w:val="left"/>
-      <w:outlineLvl w:val="3"/>
-    </w:pPr>
-    <w:rPr>
-      <w:b/>
-      <w:bCs/>
-      <w:i/>
-      <w:iCs/>
-    </w:rPr>
-  </w:style>
-  <w:style w:styleId="FootnoteText" w:type="paragraph">
-    <w:name w:val="footnote text"/>
-    <w:basedOn w:val="Normal"/>
-    <w:uiPriority w:val="99"/>
-    <w:unhideWhenUsed/>
-    <w:pPr>
-      <w:spacing w:after="104" w:before="0" w:line="299" w:lineRule="exact"/>
-      <w:ind w:firstLine="0"/>
-      <w:jc w:val="left"/>
-    </w:pPr>
-    <w:rPr>
-      <w:sz w:val="26"/>
-      <w:szCs w:val="26"/>
-    </w:rPr>
-  </w:style>
-  <w:style w:styleId="BlockText" w:type="paragraph">
-    <w:name w:val="Block Text"/>
-    <w:basedOn w:val="Normal"/>
-    <w:next w:val="BodyText"/>
-    <w:uiPriority w:val="9"/>
-    <w:unhideWhenUsed/>
-    <w:qFormat/>
-    <w:pPr>
-      <w:spacing w:after="130" w:before="130" w:line="299" w:lineRule="exact"/>
-      <w:ind w:firstLine="0" w:left="720" w:right="720"/>
-      <w:jc w:val="both"/>
-    </w:pPr>
-  </w:style>
-  <w:style w:styleId="Footer" w:type="paragraph">
-    <w:name w:val="footer"/>
-    <w:basedOn w:val="Normal"/>
-    <w:uiPriority w:val="99"/>
-    <w:unhideWhenUsed/>
-    <w:pPr>
-      <w:spacing w:after="0" w:before="0" w:line="299" w:lineRule="exact"/>
-      <w:ind w:firstLine="0"/>
-      <w:jc w:val="center"/>
-    </w:pPr>
-  </w:style>
-  <w:style w:customStyle="1" w:styleId="Centered" w:type="paragraph">
-    <w:name w:val="Centered"/>
-    <w:basedOn w:val="Normal"/>
-    <w:qFormat/>
-    <w:pPr>
-      <w:spacing w:after="0" w:before="0" w:line="299" w:lineRule="exact"/>
-      <w:ind w:firstLine="0"/>
-      <w:jc w:val="center"/>
-    </w:pPr>
-  </w:style>
-  <w:style w:customStyle="1" w:styleId="Single" w:type="paragraph">
-    <w:name w:val="Single"/>
-    <w:basedOn w:val="Normal"/>
-    <w:qFormat/>
-    <w:pPr>
-      <w:spacing w:after="0" w:before="0" w:line="299" w:lineRule="exact"/>
-      <w:ind w:firstLine="0"/>
-      <w:jc w:val="left"/>
-    </w:pPr>
-  </w:style>
-  <w:style w:customStyle="1" w:styleId="Address" w:type="paragraph">
-    <w:name w:val="Address"/>
-    <w:basedOn w:val="Normal"/>
-    <w:qFormat/>
-    <w:pPr>
-      <w:spacing w:after="299" w:before="0" w:line="299" w:lineRule="exact"/>
-      <w:ind w:firstLine="0"/>
-      <w:jc w:val="left"/>
     </w:pPr>
   </w:style>
   <w:style w:type="paragraph" w:customStyle="1" w:styleId="SourceCode">
